--- a/products-storage/08-pto-bez-zamechaniy/03-perechen-vozmozhnyh-zamechaniy.docx
+++ b/products-storage/08-pto-bez-zamechaniy/03-perechen-vozmozhnyh-zamechaniy.docx
@@ -17,7 +17,7 @@
         <w:pStyle w:val="Heading1"/>
       </w:pPr>
       <w:r>
-        <w:t>Типовые замечания (встречаются в 80% случаев)</w:t>
+        <w:t>Типовые замечания</w:t>
       </w:r>
     </w:p>
     <w:tbl>

--- a/products-storage/08-pto-bez-zamechaniy/03-perechen-vozmozhnyh-zamechaniy.docx
+++ b/products-storage/08-pto-bez-zamechaniy/03-perechen-vozmozhnyh-zamechaniy.docx
@@ -621,7 +621,7 @@
         <w:pStyle w:val="ListNumber"/>
       </w:pPr>
       <w:r>
-        <w:t>Фиксируйте сроки: если заказчик не отвечает на ваш ответ 30 дней - это основание для обращения в суд.</w:t>
+        <w:t>Фиксируйте сроки: срок ответа на замечания и претензионный порядок берите из договора. Молчание заказчика на ваш ответ само по себе не означает ни согласия с ним (если договор не говорит иного), ни права сразу идти в суд. Если работы не оплачены, сначала направьте претензию с требованием оплаты. Иск подавайте не раньше срока, который договор отводит на ответ на претензию, а если договор его не устанавливает, не раньше срока по ч. 5 ст. 4 АПК РФ, считая со дня направления претензии. Перед иском обратитесь к юристу.</w:t>
       </w:r>
     </w:p>
     <w:sectPr>

--- a/products-storage/08-pto-bez-zamechaniy/03-perechen-vozmozhnyh-zamechaniy.docx
+++ b/products-storage/08-pto-bez-zamechaniy/03-perechen-vozmozhnyh-zamechaniy.docx
@@ -3,21 +3,14 @@
 <w:document xmlns:wpc="http://schemas.microsoft.com/office/word/2010/wordprocessingCanvas" xmlns:mo="http://schemas.microsoft.com/office/mac/office/2008/main" xmlns:mc="http://schemas.openxmlformats.org/markup-compatibility/2006" xmlns:mv="urn:schemas-microsoft-com:mac:vml" xmlns:o="urn:schemas-microsoft-com:office:office" xmlns:r="http://schemas.openxmlformats.org/officeDocument/2006/relationships" xmlns:m="http://schemas.openxmlformats.org/officeDocument/2006/math" xmlns:v="urn:schemas-microsoft-com:vml" xmlns:wp14="http://schemas.microsoft.com/office/word/2010/wordprocessingDrawing" xmlns:wp="http://schemas.openxmlformats.org/drawingml/2006/wordprocessingDrawing" xmlns:w10="urn:schemas-microsoft-com:office:word" xmlns:w="http://schemas.openxmlformats.org/wordprocessingml/2006/main" xmlns:w14="http://schemas.microsoft.com/office/word/2010/wordml" xmlns:wpg="http://schemas.microsoft.com/office/word/2010/wordprocessingGroup" xmlns:wpi="http://schemas.microsoft.com/office/word/2010/wordprocessingInk" xmlns:wne="http://schemas.microsoft.com/office/word/2006/wordml" xmlns:wps="http://schemas.microsoft.com/office/word/2010/wordprocessingShape" mc:Ignorable="w14 wp14">
   <w:body>
     <w:p>
-      <w:pPr>
-        <w:pStyle w:val="Title"/>
-        <w:jc w:val="center"/>
-      </w:pPr>
       <w:r>
-        <w:t>ПЕРЕЧЕНЬ типовых и нетиповых замечаний с ответами</w:t>
-      </w:r>
-    </w:p>
-    <w:p/>
-    <w:p>
-      <w:pPr>
-        <w:pStyle w:val="Heading1"/>
-      </w:pPr>
-      <w:r>
-        <w:t>Типовые замечания</w:t>
+        <w:rPr>
+          <w:rFonts w:ascii="Arial" w:hAnsi="Arial"/>
+          <w:b/>
+          <w:color w:val="AE8031"/>
+          <w:sz w:val="32"/>
+        </w:rPr>
+        <w:t>ЗАМЕЧАНИЯ К ИД: ОСНОВАНИЕ И ОТВЕТ</w:t>
       </w:r>
     </w:p>
     <w:tbl>
@@ -27,259 +20,342 @@
         <w:tblLook w:firstColumn="1" w:firstRow="1" w:lastColumn="0" w:lastRow="0" w:noHBand="0" w:noVBand="1" w:val="04A0"/>
       </w:tblPr>
       <w:tblGrid>
-        <w:gridCol w:w="2160"/>
-        <w:gridCol w:w="2160"/>
-        <w:gridCol w:w="2160"/>
-        <w:gridCol w:w="2160"/>
+        <w:gridCol w:w="3213"/>
+        <w:gridCol w:w="3213"/>
+        <w:gridCol w:w="3213"/>
       </w:tblGrid>
       <w:tr>
+        <w:trPr>
+          <w:cantSplit/>
+        </w:trPr>
         <w:tc>
           <w:tcPr>
-            <w:tcW w:type="dxa" w:w="2160"/>
+            <w:tcW w:type="dxa" w:w="3213"/>
           </w:tcPr>
           <w:p>
+            <w:pPr>
+              <w:spacing w:after="40"/>
+            </w:pPr>
             <w:r>
-              <w:t>№</w:t>
+              <w:rPr>
+                <w:rFonts w:ascii="Arial" w:hAnsi="Arial"/>
+                <w:sz w:val="17"/>
+              </w:rPr>
+              <w:t>Замечание</w:t>
             </w:r>
           </w:p>
         </w:tc>
         <w:tc>
           <w:tcPr>
-            <w:tcW w:type="dxa" w:w="2160"/>
+            <w:tcW w:type="dxa" w:w="3213"/>
           </w:tcPr>
           <w:p>
+            <w:pPr>
+              <w:spacing w:after="40"/>
+            </w:pPr>
             <w:r>
-              <w:t>Замечание заказчика</w:t>
+              <w:rPr>
+                <w:rFonts w:ascii="Arial" w:hAnsi="Arial"/>
+                <w:sz w:val="17"/>
+              </w:rPr>
+              <w:t>Что проверить</w:t>
             </w:r>
           </w:p>
         </w:tc>
         <w:tc>
           <w:tcPr>
-            <w:tcW w:type="dxa" w:w="2160"/>
+            <w:tcW w:type="dxa" w:w="3213"/>
           </w:tcPr>
           <w:p>
+            <w:pPr>
+              <w:spacing w:after="40"/>
+            </w:pPr>
             <w:r>
-              <w:t>Ваш ответ</w:t>
+              <w:rPr>
+                <w:rFonts w:ascii="Arial" w:hAnsi="Arial"/>
+                <w:sz w:val="17"/>
+              </w:rPr>
+              <w:t>Как ответить</w:t>
+            </w:r>
+          </w:p>
+        </w:tc>
+      </w:tr>
+      <w:tr>
+        <w:trPr>
+          <w:cantSplit/>
+        </w:trPr>
+        <w:tc>
+          <w:tcPr>
+            <w:tcW w:type="dxa" w:w="3213"/>
+          </w:tcPr>
+          <w:p>
+            <w:pPr>
+              <w:spacing w:after="40"/>
+            </w:pPr>
+            <w:r>
+              <w:rPr>
+                <w:rFonts w:ascii="Arial" w:hAnsi="Arial"/>
+                <w:sz w:val="17"/>
+              </w:rPr>
+              <w:t>Не хватает документа</w:t>
             </w:r>
           </w:p>
         </w:tc>
         <w:tc>
           <w:tcPr>
-            <w:tcW w:type="dxa" w:w="2160"/>
+            <w:tcW w:type="dxa" w:w="3213"/>
           </w:tcPr>
           <w:p>
+            <w:pPr>
+              <w:spacing w:after="40"/>
+            </w:pPr>
             <w:r>
-              <w:t>Юридическое обоснование</w:t>
+              <w:rPr>
+                <w:rFonts w:ascii="Arial" w:hAnsi="Arial"/>
+                <w:sz w:val="17"/>
+              </w:rPr>
+              <w:t>Договорный и проектный перечень, реестр 38, опись передачи</w:t>
+            </w:r>
+          </w:p>
+        </w:tc>
+        <w:tc>
+          <w:tcPr>
+            <w:tcW w:type="dxa" w:w="3213"/>
+          </w:tcPr>
+          <w:p>
+            <w:pPr>
+              <w:spacing w:after="40"/>
+            </w:pPr>
+            <w:r>
+              <w:rPr>
+                <w:rFonts w:ascii="Arial" w:hAnsi="Arial"/>
+                <w:sz w:val="17"/>
+              </w:rPr>
+              <w:t>Укажите позицию и срок досылки либо реквизиты уже переданного файла.</w:t>
             </w:r>
           </w:p>
         </w:tc>
       </w:tr>
       <w:tr>
+        <w:trPr>
+          <w:cantSplit/>
+        </w:trPr>
         <w:tc>
           <w:tcPr>
-            <w:tcW w:type="dxa" w:w="2160"/>
+            <w:tcW w:type="dxa" w:w="3213"/>
           </w:tcPr>
           <w:p>
+            <w:pPr>
+              <w:spacing w:after="40"/>
+            </w:pPr>
             <w:r>
-              <w:t>1</w:t>
+              <w:rPr>
+                <w:rFonts w:ascii="Arial" w:hAnsi="Arial"/>
+                <w:sz w:val="17"/>
+              </w:rPr>
+              <w:t>Несовпадение объёма или участка</w:t>
             </w:r>
           </w:p>
         </w:tc>
         <w:tc>
           <w:tcPr>
-            <w:tcW w:type="dxa" w:w="2160"/>
+            <w:tcW w:type="dxa" w:w="3213"/>
           </w:tcPr>
           <w:p>
+            <w:pPr>
+              <w:spacing w:after="40"/>
+            </w:pPr>
             <w:r>
-              <w:t>'Неправильное наименование объекта'</w:t>
+              <w:rPr>
+                <w:rFonts w:ascii="Arial" w:hAnsi="Arial"/>
+                <w:sz w:val="17"/>
+              </w:rPr>
+              <w:t>КС-2, журнал, акт 31, исполнительную схему 32</w:t>
             </w:r>
           </w:p>
         </w:tc>
         <w:tc>
           <w:tcPr>
-            <w:tcW w:type="dxa" w:w="2160"/>
+            <w:tcW w:type="dxa" w:w="3213"/>
           </w:tcPr>
           <w:p>
+            <w:pPr>
+              <w:spacing w:after="40"/>
+            </w:pPr>
             <w:r>
-              <w:t>Наименование взято дословно из договора №___ п.___</w:t>
+              <w:rPr>
+                <w:rFonts w:ascii="Arial" w:hAnsi="Arial"/>
+                <w:sz w:val="17"/>
+              </w:rPr>
+              <w:t>Приведите номера и факты; исправьте ошибку или мотивируйте расхождение.</w:t>
+            </w:r>
+          </w:p>
+        </w:tc>
+      </w:tr>
+      <w:tr>
+        <w:trPr>
+          <w:cantSplit/>
+        </w:trPr>
+        <w:tc>
+          <w:tcPr>
+            <w:tcW w:type="dxa" w:w="3213"/>
+          </w:tcPr>
+          <w:p>
+            <w:pPr>
+              <w:spacing w:after="40"/>
+            </w:pPr>
+            <w:r>
+              <w:rPr>
+                <w:rFonts w:ascii="Arial" w:hAnsi="Arial"/>
+                <w:sz w:val="17"/>
+              </w:rPr>
+              <w:t>Несоответствие редакции проекта</w:t>
             </w:r>
           </w:p>
         </w:tc>
         <w:tc>
           <w:tcPr>
-            <w:tcW w:type="dxa" w:w="2160"/>
+            <w:tcW w:type="dxa" w:w="3213"/>
           </w:tcPr>
           <w:p>
+            <w:pPr>
+              <w:spacing w:after="40"/>
+            </w:pPr>
             <w:r>
-              <w:t>Ст. 309, 310 ГК РФ - исполнение в соответствии с договором</w:t>
+              <w:rPr>
+                <w:rFonts w:ascii="Arial" w:hAnsi="Arial"/>
+                <w:sz w:val="17"/>
+              </w:rPr>
+              <w:t>Дата и версия чертежа, согласованное изменение</w:t>
+            </w:r>
+          </w:p>
+        </w:tc>
+        <w:tc>
+          <w:tcPr>
+            <w:tcW w:type="dxa" w:w="3213"/>
+          </w:tcPr>
+          <w:p>
+            <w:pPr>
+              <w:spacing w:after="40"/>
+            </w:pPr>
+            <w:r>
+              <w:rPr>
+                <w:rFonts w:ascii="Arial" w:hAnsi="Arial"/>
+                <w:sz w:val="17"/>
+              </w:rPr>
+              <w:t>Приложите применимую редакцию и связь с выполненным объёмом.</w:t>
             </w:r>
           </w:p>
         </w:tc>
       </w:tr>
       <w:tr>
+        <w:trPr>
+          <w:cantSplit/>
+        </w:trPr>
         <w:tc>
           <w:tcPr>
-            <w:tcW w:type="dxa" w:w="2160"/>
+            <w:tcW w:type="dxa" w:w="3213"/>
           </w:tcPr>
           <w:p>
+            <w:pPr>
+              <w:spacing w:after="40"/>
+            </w:pPr>
             <w:r>
-              <w:t>2</w:t>
+              <w:rPr>
+                <w:rFonts w:ascii="Arial" w:hAnsi="Arial"/>
+                <w:sz w:val="17"/>
+              </w:rPr>
+              <w:t>Новые требования к составу</w:t>
             </w:r>
           </w:p>
         </w:tc>
         <w:tc>
           <w:tcPr>
-            <w:tcW w:type="dxa" w:w="2160"/>
+            <w:tcW w:type="dxa" w:w="3213"/>
           </w:tcPr>
           <w:p>
+            <w:pPr>
+              <w:spacing w:after="40"/>
+            </w:pPr>
             <w:r>
-              <w:t>'Нет акта скрытых работ'</w:t>
+              <w:rPr>
+                <w:rFonts w:ascii="Arial" w:hAnsi="Arial"/>
+                <w:sz w:val="17"/>
+              </w:rPr>
+              <w:t>Пункт договора, проект, обязательное требование</w:t>
             </w:r>
           </w:p>
         </w:tc>
         <w:tc>
           <w:tcPr>
-            <w:tcW w:type="dxa" w:w="2160"/>
+            <w:tcW w:type="dxa" w:w="3213"/>
           </w:tcPr>
           <w:p>
+            <w:pPr>
+              <w:spacing w:after="40"/>
+            </w:pPr>
             <w:r>
-              <w:t>Акт АОСР-___ от ___ приложен к КС-2, л.___</w:t>
+              <w:rPr>
+                <w:rFonts w:ascii="Arial" w:hAnsi="Arial"/>
+                <w:sz w:val="17"/>
+              </w:rPr>
+              <w:t>Запросите основание и согласуйте изменение состава до подготовки новых документов.</w:t>
+            </w:r>
+          </w:p>
+        </w:tc>
+      </w:tr>
+      <w:tr>
+        <w:trPr>
+          <w:cantSplit/>
+        </w:trPr>
+        <w:tc>
+          <w:tcPr>
+            <w:tcW w:type="dxa" w:w="3213"/>
+          </w:tcPr>
+          <w:p>
+            <w:pPr>
+              <w:spacing w:after="40"/>
+            </w:pPr>
+            <w:r>
+              <w:rPr>
+                <w:rFonts w:ascii="Arial" w:hAnsi="Arial"/>
+                <w:sz w:val="17"/>
+              </w:rPr>
+              <w:t>Повторное замечание</w:t>
             </w:r>
           </w:p>
         </w:tc>
         <w:tc>
           <w:tcPr>
-            <w:tcW w:type="dxa" w:w="2160"/>
+            <w:tcW w:type="dxa" w:w="3213"/>
           </w:tcPr>
           <w:p>
+            <w:pPr>
+              <w:spacing w:after="40"/>
+            </w:pPr>
             <w:r>
-              <w:t>СП 48.13330.2019 - акты скрытых работ в составе КС</w:t>
-            </w:r>
-          </w:p>
-        </w:tc>
-      </w:tr>
-      <w:tr>
-        <w:tc>
-          <w:tcPr>
-            <w:tcW w:type="dxa" w:w="2160"/>
-          </w:tcPr>
-          <w:p>
-            <w:r>
-              <w:t>3</w:t>
+              <w:rPr>
+                <w:rFonts w:ascii="Arial" w:hAnsi="Arial"/>
+                <w:sz w:val="17"/>
+              </w:rPr>
+              <w:t>Переписка, версия исправления, дата передачи</w:t>
             </w:r>
           </w:p>
         </w:tc>
         <w:tc>
           <w:tcPr>
-            <w:tcW w:type="dxa" w:w="2160"/>
+            <w:tcW w:type="dxa" w:w="3213"/>
           </w:tcPr>
           <w:p>
+            <w:pPr>
+              <w:spacing w:after="40"/>
+            </w:pPr>
             <w:r>
-              <w:t>'Сертификат просрочен'</w:t>
-            </w:r>
-          </w:p>
-        </w:tc>
-        <w:tc>
-          <w:tcPr>
-            <w:tcW w:type="dxa" w:w="2160"/>
-          </w:tcPr>
-          <w:p>
-            <w:r>
-              <w:t>Сертификат действовал на дату работ (___). Новый сертификат: ___</w:t>
-            </w:r>
-          </w:p>
-        </w:tc>
-        <w:tc>
-          <w:tcPr>
-            <w:tcW w:type="dxa" w:w="2160"/>
-          </w:tcPr>
-          <w:p>
-            <w:r>
-              <w:t>ГОСТ Р ИСО 9001 - сертификат действует на момент производства</w:t>
-            </w:r>
-          </w:p>
-        </w:tc>
-      </w:tr>
-      <w:tr>
-        <w:tc>
-          <w:tcPr>
-            <w:tcW w:type="dxa" w:w="2160"/>
-          </w:tcPr>
-          <w:p>
-            <w:r>
-              <w:t>4</w:t>
-            </w:r>
-          </w:p>
-        </w:tc>
-        <w:tc>
-          <w:tcPr>
-            <w:tcW w:type="dxa" w:w="2160"/>
-          </w:tcPr>
-          <w:p>
-            <w:r>
-              <w:t>'Сумма в КС-3 не совпадает'</w:t>
-            </w:r>
-          </w:p>
-        </w:tc>
-        <w:tc>
-          <w:tcPr>
-            <w:tcW w:type="dxa" w:w="2160"/>
-          </w:tcPr>
-          <w:p>
-            <w:r>
-              <w:t>КС-3 рассчитана по формулам Приложения №3 к МДС 81-35.2004</w:t>
-            </w:r>
-          </w:p>
-        </w:tc>
-        <w:tc>
-          <w:tcPr>
-            <w:tcW w:type="dxa" w:w="2160"/>
-          </w:tcPr>
-          <w:p>
-            <w:r>
-              <w:t>МДС 81-35.2004 - порядок заполнения КС-3</w:t>
-            </w:r>
-          </w:p>
-        </w:tc>
-      </w:tr>
-      <w:tr>
-        <w:tc>
-          <w:tcPr>
-            <w:tcW w:type="dxa" w:w="2160"/>
-          </w:tcPr>
-          <w:p>
-            <w:r>
-              <w:t>5</w:t>
-            </w:r>
-          </w:p>
-        </w:tc>
-        <w:tc>
-          <w:tcPr>
-            <w:tcW w:type="dxa" w:w="2160"/>
-          </w:tcPr>
-          <w:p>
-            <w:r>
-              <w:t>'Нет печати на КС-3'</w:t>
-            </w:r>
-          </w:p>
-        </w:tc>
-        <w:tc>
-          <w:tcPr>
-            <w:tcW w:type="dxa" w:w="2160"/>
-          </w:tcPr>
-          <w:p>
-            <w:r>
-              <w:t>По договору п.___ печать не требуется. Подписи стоят.</w:t>
-            </w:r>
-          </w:p>
-        </w:tc>
-        <w:tc>
-          <w:tcPr>
-            <w:tcW w:type="dxa" w:w="2160"/>
-          </w:tcPr>
-          <w:p>
-            <w:r>
-              <w:t>Ст. 160 ГК РФ - простая письменная форма</w:t>
+              <w:rPr>
+                <w:rFonts w:ascii="Arial" w:hAnsi="Arial"/>
+                <w:sz w:val="17"/>
+              </w:rPr>
+              <w:t>Сопоставьте замечание с исправлением и подтвердите получение новой версии.</w:t>
             </w:r>
           </w:p>
         </w:tc>
@@ -287,351 +363,69 @@
     </w:tbl>
     <w:p/>
     <w:p>
-      <w:pPr>
-        <w:pStyle w:val="Heading1"/>
-      </w:pPr>
       <w:r>
-        <w:t>Нетиповые замечания (требуют анализа)</w:t>
-      </w:r>
-    </w:p>
-    <w:tbl>
-      <w:tblPr>
-        <w:tblStyle w:val="TableGrid"/>
-        <w:tblW w:type="auto" w:w="0"/>
-        <w:tblLook w:firstColumn="1" w:firstRow="1" w:lastColumn="0" w:lastRow="0" w:noHBand="0" w:noVBand="1" w:val="04A0"/>
-      </w:tblPr>
-      <w:tblGrid>
-        <w:gridCol w:w="2160"/>
-        <w:gridCol w:w="2160"/>
-        <w:gridCol w:w="2160"/>
-        <w:gridCol w:w="2160"/>
-      </w:tblGrid>
-      <w:tr>
-        <w:tc>
-          <w:tcPr>
-            <w:tcW w:type="dxa" w:w="2160"/>
-          </w:tcPr>
-          <w:p>
-            <w:r>
-              <w:t>№</w:t>
-            </w:r>
-          </w:p>
-        </w:tc>
-        <w:tc>
-          <w:tcPr>
-            <w:tcW w:type="dxa" w:w="2160"/>
-          </w:tcPr>
-          <w:p>
-            <w:r>
-              <w:t>Замечание</w:t>
-            </w:r>
-          </w:p>
-        </w:tc>
-        <w:tc>
-          <w:tcPr>
-            <w:tcW w:type="dxa" w:w="2160"/>
-          </w:tcPr>
-          <w:p>
-            <w:r>
-              <w:t>Ваши действия</w:t>
-            </w:r>
-          </w:p>
-        </w:tc>
-        <w:tc>
-          <w:tcPr>
-            <w:tcW w:type="dxa" w:w="2160"/>
-          </w:tcPr>
-          <w:p>
-            <w:r>
-              <w:t>Когда привлекать юриста</w:t>
-            </w:r>
-          </w:p>
-        </w:tc>
-      </w:tr>
-      <w:tr>
-        <w:tc>
-          <w:tcPr>
-            <w:tcW w:type="dxa" w:w="2160"/>
-          </w:tcPr>
-          <w:p>
-            <w:r>
-              <w:t>1</w:t>
-            </w:r>
-          </w:p>
-        </w:tc>
-        <w:tc>
-          <w:tcPr>
-            <w:tcW w:type="dxa" w:w="2160"/>
-          </w:tcPr>
-          <w:p>
-            <w:r>
-              <w:t>'Работы выполнены не в полном объеме'</w:t>
-            </w:r>
-          </w:p>
-        </w:tc>
-        <w:tc>
-          <w:tcPr>
-            <w:tcW w:type="dxa" w:w="2160"/>
-          </w:tcPr>
-          <w:p>
-            <w:r>
-              <w:t>Проверьте акты АОСР, смету, фото. Составьте пояснительную записку.</w:t>
-            </w:r>
-          </w:p>
-        </w:tc>
-        <w:tc>
-          <w:tcPr>
-            <w:tcW w:type="dxa" w:w="2160"/>
-          </w:tcPr>
-          <w:p>
-            <w:r>
-              <w:t>Если разница &gt; 5% сметы</w:t>
-            </w:r>
-          </w:p>
-        </w:tc>
-      </w:tr>
-      <w:tr>
-        <w:tc>
-          <w:tcPr>
-            <w:tcW w:type="dxa" w:w="2160"/>
-          </w:tcPr>
-          <w:p>
-            <w:r>
-              <w:t>2</w:t>
-            </w:r>
-          </w:p>
-        </w:tc>
-        <w:tc>
-          <w:tcPr>
-            <w:tcW w:type="dxa" w:w="2160"/>
-          </w:tcPr>
-          <w:p>
-            <w:r>
-              <w:t>'Качество работ не соответствует проекту'</w:t>
-            </w:r>
-          </w:p>
-        </w:tc>
-        <w:tc>
-          <w:tcPr>
-            <w:tcW w:type="dxa" w:w="2160"/>
-          </w:tcPr>
-          <w:p>
-            <w:r>
-              <w:t>Запросите акты входного контроля, заключения лабораторий.</w:t>
-            </w:r>
-          </w:p>
-        </w:tc>
-        <w:tc>
-          <w:tcPr>
-            <w:tcW w:type="dxa" w:w="2160"/>
-          </w:tcPr>
-          <w:p>
-            <w:r>
-              <w:t>Если есть претензии о браке</w:t>
-            </w:r>
-          </w:p>
-        </w:tc>
-      </w:tr>
-      <w:tr>
-        <w:tc>
-          <w:tcPr>
-            <w:tcW w:type="dxa" w:w="2160"/>
-          </w:tcPr>
-          <w:p>
-            <w:r>
-              <w:t>3</w:t>
-            </w:r>
-          </w:p>
-        </w:tc>
-        <w:tc>
-          <w:tcPr>
-            <w:tcW w:type="dxa" w:w="2160"/>
-          </w:tcPr>
-          <w:p>
-            <w:r>
-              <w:t>'Исполнительные схемы не соответствуют факту'</w:t>
-            </w:r>
-          </w:p>
-        </w:tc>
-        <w:tc>
-          <w:tcPr>
-            <w:tcW w:type="dxa" w:w="2160"/>
-          </w:tcPr>
-          <w:p>
-            <w:r>
-              <w:t>Проверьте схемы на предмет ошибок. При необходимости - переделайте.</w:t>
-            </w:r>
-          </w:p>
-        </w:tc>
-        <w:tc>
-          <w:tcPr>
-            <w:tcW w:type="dxa" w:w="2160"/>
-          </w:tcPr>
-          <w:p>
-            <w:r>
-              <w:t>Если заказчик требует экспертизу</w:t>
-            </w:r>
-          </w:p>
-        </w:tc>
-      </w:tr>
-      <w:tr>
-        <w:tc>
-          <w:tcPr>
-            <w:tcW w:type="dxa" w:w="2160"/>
-          </w:tcPr>
-          <w:p>
-            <w:r>
-              <w:t>4</w:t>
-            </w:r>
-          </w:p>
-        </w:tc>
-        <w:tc>
-          <w:tcPr>
-            <w:tcW w:type="dxa" w:w="2160"/>
-          </w:tcPr>
-          <w:p>
-            <w:r>
-              <w:t>'Мы не подписывали этот акт'</w:t>
-            </w:r>
-          </w:p>
-        </w:tc>
-        <w:tc>
-          <w:tcPr>
-            <w:tcW w:type="dxa" w:w="2160"/>
-          </w:tcPr>
-          <w:p>
-            <w:r>
-              <w:t>Проверьте подпись. Если подпись действительно не заказчика - серьезная проблема.</w:t>
-            </w:r>
-          </w:p>
-        </w:tc>
-        <w:tc>
-          <w:tcPr>
-            <w:tcW w:type="dxa" w:w="2160"/>
-          </w:tcPr>
-          <w:p>
-            <w:r>
-              <w:t>Сразу - возможно, подделка или несанкционированное действие</w:t>
-            </w:r>
-          </w:p>
-        </w:tc>
-      </w:tr>
-      <w:tr>
-        <w:tc>
-          <w:tcPr>
-            <w:tcW w:type="dxa" w:w="2160"/>
-          </w:tcPr>
-          <w:p>
-            <w:r>
-              <w:t>5</w:t>
-            </w:r>
-          </w:p>
-        </w:tc>
-        <w:tc>
-          <w:tcPr>
-            <w:tcW w:type="dxa" w:w="2160"/>
-          </w:tcPr>
-          <w:p>
-            <w:r>
-              <w:t>'Это не входит в договор'</w:t>
-            </w:r>
-          </w:p>
-        </w:tc>
-        <w:tc>
-          <w:tcPr>
-            <w:tcW w:type="dxa" w:w="2160"/>
-          </w:tcPr>
-          <w:p>
-            <w:r>
-              <w:t>Проверьте перечень работ в договоре, допсоглашениях, переписке.</w:t>
-            </w:r>
-          </w:p>
-        </w:tc>
-        <w:tc>
-          <w:tcPr>
-            <w:tcW w:type="dxa" w:w="2160"/>
-          </w:tcPr>
-          <w:p>
-            <w:r>
-              <w:t>Если работы действительно вне договора</w:t>
-            </w:r>
-          </w:p>
-        </w:tc>
-      </w:tr>
-    </w:tbl>
-    <w:p/>
-    <w:p>
-      <w:pPr>
-        <w:pStyle w:val="Heading1"/>
-      </w:pPr>
-      <w:r>
-        <w:t>Стратегия ответа на замечания</w:t>
+        <w:rPr>
+          <w:rFonts w:ascii="Arial" w:hAnsi="Arial"/>
+          <w:b/>
+          <w:sz w:val="22"/>
+        </w:rPr>
+        <w:t>Порядок ответа</w:t>
       </w:r>
     </w:p>
     <w:p>
-      <w:pPr>
-        <w:pStyle w:val="ListNumber"/>
-      </w:pPr>
       <w:r>
-        <w:t>Не отвечайте сразу. Возьмите паузу 1-3 рабочих дня для анализа.</w:t>
+        <w:rPr>
+          <w:rFonts w:ascii="Arial" w:hAnsi="Arial"/>
+        </w:rPr>
+        <w:t>Зарегистрируйте дату и договорный срок; занесите каждую позицию в реестр 06. Сохраните полученный перечень без изменений.</w:t>
       </w:r>
     </w:p>
     <w:p>
-      <w:pPr>
-        <w:pStyle w:val="ListNumber"/>
-      </w:pPr>
       <w:r>
-        <w:t>Соберите все доказательства (акты, переписку, сметы).</w:t>
-      </w:r>
-    </w:p>
-    <w:p>
-      <w:pPr>
-        <w:pStyle w:val="ListNumber"/>
-      </w:pPr>
-      <w:r>
-        <w:t>Составьте письменный ответ с ссылками на договор и нормативы.</w:t>
-      </w:r>
-    </w:p>
-    <w:p>
-      <w:pPr>
-        <w:pStyle w:val="ListNumber"/>
-      </w:pPr>
-      <w:r>
-        <w:t>Если замечание обосновано - признайте и устраните. Не вступайте в конфронтацию без причины.</w:t>
-      </w:r>
-    </w:p>
-    <w:p>
-      <w:pPr>
-        <w:pStyle w:val="ListNumber"/>
-      </w:pPr>
-      <w:r>
-        <w:t>Если замечание необосновано - аргументируйте четко и спокойно. Не эмоционально.</w:t>
-      </w:r>
-    </w:p>
-    <w:p>
-      <w:pPr>
-        <w:pStyle w:val="ListNumber"/>
-      </w:pPr>
-      <w:r>
-        <w:t>Все ответы направляйте письменно, заказным письмом или с подтверждением получения.</w:t>
-      </w:r>
-    </w:p>
-    <w:p>
-      <w:pPr>
-        <w:pStyle w:val="ListNumber"/>
-      </w:pPr>
-      <w:r>
-        <w:t>Фиксируйте сроки: срок ответа на замечания и претензионный порядок берите из договора. Молчание заказчика на ваш ответ само по себе не означает ни согласия с ним (если договор не говорит иного), ни права сразу идти в суд. Если работы не оплачены, сначала направьте претензию с требованием оплаты. Иск подавайте не раньше срока, который договор отводит на ответ на претензию, а если договор его не устанавливает, не раньше срока по ч. 5 ст. 4 АПК РФ, считая со дня направления претензии. Перед иском обратитесь к юристу.</w:t>
+        <w:rPr>
+          <w:rFonts w:ascii="Arial" w:hAnsi="Arial"/>
+        </w:rPr>
+        <w:t>По каждой позиции приложите документ, основание и решение. Передайте письмо 04 и комплект по описи с доказательством получения. Отсутствие ответа зафиксировано отдельно; вопрос об оплате заявляйте по договору и претензионному порядку.</w:t>
       </w:r>
     </w:p>
     <w:sectPr>
-      <w:pgSz w:w="12240" w:h="15840"/>
-      <w:pgMar w:top="1440" w:right="1800" w:bottom="1440" w:left="1800" w:header="720" w:footer="720" w:gutter="0"/>
+      <w:footerReference w:type="default" r:id="rId9"/>
+      <w:headerReference w:type="default" r:id="rId10"/>
+      <w:pgSz w:w="11906" w:h="16838"/>
+      <w:pgMar w:top="1020" w:right="1134" w:bottom="964" w:left="1134" w:header="720" w:footer="720" w:gutter="0"/>
       <w:cols w:space="720"/>
       <w:docGrid w:linePitch="360"/>
     </w:sectPr>
   </w:body>
 </w:document>
+</file>
+
+<file path=word/footer1.xml><?xml version="1.0" encoding="utf-8"?>
+<w:ftr xmlns:m="http://schemas.openxmlformats.org/officeDocument/2006/math" xmlns:mc="http://schemas.openxmlformats.org/markup-compatibility/2006" xmlns:mo="http://schemas.microsoft.com/office/mac/office/2008/main" xmlns:mv="urn:schemas-microsoft-com:mac:vml" xmlns:o="urn:schemas-microsoft-com:office:office" xmlns:r="http://schemas.openxmlformats.org/officeDocument/2006/relationships" xmlns:v="urn:schemas-microsoft-com:vml" xmlns:w10="urn:schemas-microsoft-com:office:word" xmlns:w14="http://schemas.microsoft.com/office/word/2010/wordml" xmlns:w="http://schemas.openxmlformats.org/wordprocessingml/2006/main" xmlns:wne="http://schemas.microsoft.com/office/word/2006/wordml" xmlns:wp14="http://schemas.microsoft.com/office/word/2010/wordprocessingDrawing" xmlns:wp="http://schemas.openxmlformats.org/drawingml/2006/wordprocessingDrawing" xmlns:wpc="http://schemas.microsoft.com/office/word/2010/wordprocessingCanvas" xmlns:wpg="http://schemas.microsoft.com/office/word/2010/wordprocessingGroup" xmlns:wpi="http://schemas.microsoft.com/office/word/2010/wordprocessingInk" xmlns:wps="http://schemas.microsoft.com/office/word/2010/wordprocessingShape" mc:Ignorable="w14 wp14">
+  <w:p>
+    <w:pPr>
+      <w:pStyle w:val="Footer"/>
+    </w:pPr>
+    <w:r>
+      <w:rPr>
+        <w:rFonts w:ascii="Arial" w:hAnsi="Arial"/>
+        <w:color w:val="AE8031"/>
+        <w:sz w:val="15"/>
+      </w:rPr>
+      <w:t>НА СТОРОНЕ ПОДРЯДЧИКА  /  P4</w:t>
+    </w:r>
+  </w:p>
+</w:ftr>
+</file>
+
+<file path=word/header1.xml><?xml version="1.0" encoding="utf-8"?>
+<w:hdr xmlns:m="http://schemas.openxmlformats.org/officeDocument/2006/math" xmlns:mc="http://schemas.openxmlformats.org/markup-compatibility/2006" xmlns:mo="http://schemas.microsoft.com/office/mac/office/2008/main" xmlns:mv="urn:schemas-microsoft-com:mac:vml" xmlns:o="urn:schemas-microsoft-com:office:office" xmlns:r="http://schemas.openxmlformats.org/officeDocument/2006/relationships" xmlns:v="urn:schemas-microsoft-com:vml" xmlns:w10="urn:schemas-microsoft-com:office:word" xmlns:w14="http://schemas.microsoft.com/office/word/2010/wordml" xmlns:w="http://schemas.openxmlformats.org/wordprocessingml/2006/main" xmlns:wne="http://schemas.microsoft.com/office/word/2006/wordml" xmlns:wp14="http://schemas.microsoft.com/office/word/2010/wordprocessingDrawing" xmlns:wp="http://schemas.openxmlformats.org/drawingml/2006/wordprocessingDrawing" xmlns:wpc="http://schemas.microsoft.com/office/word/2010/wordprocessingCanvas" xmlns:wpg="http://schemas.microsoft.com/office/word/2010/wordprocessingGroup" xmlns:wpi="http://schemas.microsoft.com/office/word/2010/wordprocessingInk" xmlns:wps="http://schemas.microsoft.com/office/word/2010/wordprocessingShape" mc:Ignorable="w14 wp14">
+  <w:p>
+    <w:pPr>
+      <w:pStyle w:val="Header"/>
+    </w:pPr>
+  </w:p>
+</w:hdr>
 </file>
 
 <file path=word/numbering.xml><?xml version="1.0" encoding="utf-8"?>
@@ -997,6 +791,14 @@
     <w:name w:val="Normal"/>
     <w:qFormat/>
     <w:rsid w:val="00FC693F"/>
+    <w:pPr>
+      <w:spacing w:after="120" w:line="269" w:lineRule="auto"/>
+    </w:pPr>
+    <w:rPr>
+      <w:rFonts w:ascii="Arial" w:hAnsi="Arial"/>
+      <w:color w:val="2B3239"/>
+      <w:sz w:val="20"/>
+    </w:rPr>
   </w:style>
   <w:style w:type="paragraph" w:styleId="Header">
     <w:name w:val="header"/>
@@ -1012,6 +814,9 @@
       </w:tabs>
       <w:spacing w:after="0" w:line="240" w:lineRule="auto"/>
     </w:pPr>
+    <w:rPr>
+      <w:rFonts w:ascii="Arial" w:hAnsi="Arial"/>
+    </w:rPr>
   </w:style>
   <w:style w:type="character" w:customStyle="1" w:styleId="HeaderChar">
     <w:name w:val="Header Char"/>
@@ -1019,6 +824,9 @@
     <w:link w:val="Header"/>
     <w:uiPriority w:val="99"/>
     <w:rsid w:val="00E618BF"/>
+    <w:rPr>
+      <w:rFonts w:ascii="Arial" w:hAnsi="Arial"/>
+    </w:rPr>
   </w:style>
   <w:style w:type="paragraph" w:styleId="Footer">
     <w:name w:val="footer"/>
@@ -1034,6 +842,9 @@
       </w:tabs>
       <w:spacing w:after="0" w:line="240" w:lineRule="auto"/>
     </w:pPr>
+    <w:rPr>
+      <w:rFonts w:ascii="Arial" w:hAnsi="Arial"/>
+    </w:rPr>
   </w:style>
   <w:style w:type="character" w:customStyle="1" w:styleId="FooterChar">
     <w:name w:val="Footer Char"/>
@@ -1041,6 +852,9 @@
     <w:link w:val="Footer"/>
     <w:uiPriority w:val="99"/>
     <w:rsid w:val="00E618BF"/>
+    <w:rPr>
+      <w:rFonts w:ascii="Arial" w:hAnsi="Arial"/>
+    </w:rPr>
   </w:style>
   <w:style w:type="paragraph" w:styleId="Heading1">
     <w:name w:val="heading 1"/>
@@ -1057,7 +871,7 @@
       <w:outlineLvl w:val="0"/>
     </w:pPr>
     <w:rPr>
-      <w:rFonts w:asciiTheme="majorHAnsi" w:eastAsiaTheme="majorEastAsia" w:hAnsiTheme="majorHAnsi" w:cstheme="majorBidi"/>
+      <w:rFonts w:asciiTheme="majorHAnsi" w:eastAsiaTheme="majorEastAsia" w:hAnsiTheme="majorHAnsi" w:cstheme="majorBidi" w:ascii="Arial" w:hAnsi="Arial"/>
       <w:b/>
       <w:bCs/>
       <w:color w:val="365F91" w:themeColor="accent1" w:themeShade="BF"/>
@@ -1081,7 +895,7 @@
       <w:outlineLvl w:val="1"/>
     </w:pPr>
     <w:rPr>
-      <w:rFonts w:asciiTheme="majorHAnsi" w:eastAsiaTheme="majorEastAsia" w:hAnsiTheme="majorHAnsi" w:cstheme="majorBidi"/>
+      <w:rFonts w:asciiTheme="majorHAnsi" w:eastAsiaTheme="majorEastAsia" w:hAnsiTheme="majorHAnsi" w:cstheme="majorBidi" w:ascii="Arial" w:hAnsi="Arial"/>
       <w:b/>
       <w:bCs/>
       <w:color w:val="4F81BD" w:themeColor="accent1"/>
@@ -1105,7 +919,7 @@
       <w:outlineLvl w:val="2"/>
     </w:pPr>
     <w:rPr>
-      <w:rFonts w:asciiTheme="majorHAnsi" w:eastAsiaTheme="majorEastAsia" w:hAnsiTheme="majorHAnsi" w:cstheme="majorBidi"/>
+      <w:rFonts w:asciiTheme="majorHAnsi" w:eastAsiaTheme="majorEastAsia" w:hAnsiTheme="majorHAnsi" w:cstheme="majorBidi" w:ascii="Arial" w:hAnsi="Arial"/>
       <w:b/>
       <w:bCs/>
       <w:color w:val="4F81BD" w:themeColor="accent1"/>
@@ -1128,7 +942,7 @@
       <w:outlineLvl w:val="3"/>
     </w:pPr>
     <w:rPr>
-      <w:rFonts w:asciiTheme="majorHAnsi" w:eastAsiaTheme="majorEastAsia" w:hAnsiTheme="majorHAnsi" w:cstheme="majorBidi"/>
+      <w:rFonts w:asciiTheme="majorHAnsi" w:eastAsiaTheme="majorEastAsia" w:hAnsiTheme="majorHAnsi" w:cstheme="majorBidi" w:ascii="Arial" w:hAnsi="Arial"/>
       <w:b/>
       <w:bCs/>
       <w:i/>
@@ -1153,7 +967,7 @@
       <w:outlineLvl w:val="4"/>
     </w:pPr>
     <w:rPr>
-      <w:rFonts w:asciiTheme="majorHAnsi" w:eastAsiaTheme="majorEastAsia" w:hAnsiTheme="majorHAnsi" w:cstheme="majorBidi"/>
+      <w:rFonts w:asciiTheme="majorHAnsi" w:eastAsiaTheme="majorEastAsia" w:hAnsiTheme="majorHAnsi" w:cstheme="majorBidi" w:ascii="Arial" w:hAnsi="Arial"/>
       <w:color w:val="243F60" w:themeColor="accent1" w:themeShade="7F"/>
     </w:rPr>
   </w:style>
@@ -1174,7 +988,7 @@
       <w:outlineLvl w:val="5"/>
     </w:pPr>
     <w:rPr>
-      <w:rFonts w:asciiTheme="majorHAnsi" w:eastAsiaTheme="majorEastAsia" w:hAnsiTheme="majorHAnsi" w:cstheme="majorBidi"/>
+      <w:rFonts w:asciiTheme="majorHAnsi" w:eastAsiaTheme="majorEastAsia" w:hAnsiTheme="majorHAnsi" w:cstheme="majorBidi" w:ascii="Arial" w:hAnsi="Arial"/>
       <w:i/>
       <w:iCs/>
       <w:color w:val="243F60" w:themeColor="accent1" w:themeShade="7F"/>
@@ -1197,7 +1011,7 @@
       <w:outlineLvl w:val="6"/>
     </w:pPr>
     <w:rPr>
-      <w:rFonts w:asciiTheme="majorHAnsi" w:eastAsiaTheme="majorEastAsia" w:hAnsiTheme="majorHAnsi" w:cstheme="majorBidi"/>
+      <w:rFonts w:asciiTheme="majorHAnsi" w:eastAsiaTheme="majorEastAsia" w:hAnsiTheme="majorHAnsi" w:cstheme="majorBidi" w:ascii="Arial" w:hAnsi="Arial"/>
       <w:i/>
       <w:iCs/>
       <w:color w:val="404040" w:themeColor="text1" w:themeTint="BF"/>
@@ -1220,7 +1034,7 @@
       <w:outlineLvl w:val="7"/>
     </w:pPr>
     <w:rPr>
-      <w:rFonts w:asciiTheme="majorHAnsi" w:eastAsiaTheme="majorEastAsia" w:hAnsiTheme="majorHAnsi" w:cstheme="majorBidi"/>
+      <w:rFonts w:asciiTheme="majorHAnsi" w:eastAsiaTheme="majorEastAsia" w:hAnsiTheme="majorHAnsi" w:cstheme="majorBidi" w:ascii="Arial" w:hAnsi="Arial"/>
       <w:color w:val="4F81BD" w:themeColor="accent1"/>
       <w:sz w:val="20"/>
       <w:szCs w:val="20"/>
@@ -1243,7 +1057,7 @@
       <w:outlineLvl w:val="8"/>
     </w:pPr>
     <w:rPr>
-      <w:rFonts w:asciiTheme="majorHAnsi" w:eastAsiaTheme="majorEastAsia" w:hAnsiTheme="majorHAnsi" w:cstheme="majorBidi"/>
+      <w:rFonts w:asciiTheme="majorHAnsi" w:eastAsiaTheme="majorEastAsia" w:hAnsiTheme="majorHAnsi" w:cstheme="majorBidi" w:ascii="Arial" w:hAnsi="Arial"/>
       <w:i/>
       <w:iCs/>
       <w:color w:val="404040" w:themeColor="text1" w:themeTint="BF"/>
@@ -1256,12 +1070,18 @@
     <w:uiPriority w:val="1"/>
     <w:semiHidden/>
     <w:unhideWhenUsed/>
+    <w:rPr>
+      <w:rFonts w:ascii="Arial" w:hAnsi="Arial"/>
+    </w:rPr>
   </w:style>
   <w:style w:type="table" w:default="1" w:styleId="TableNormal">
     <w:name w:val="Normal Table"/>
     <w:uiPriority w:val="99"/>
     <w:semiHidden/>
     <w:unhideWhenUsed/>
+    <w:rPr>
+      <w:rFonts w:ascii="Arial" w:hAnsi="Arial"/>
+    </w:rPr>
     <w:tblPr>
       <w:tblInd w:w="0" w:type="dxa"/>
       <w:tblCellMar>
@@ -1286,6 +1106,9 @@
     <w:pPr>
       <w:spacing w:after="0" w:line="240" w:lineRule="auto"/>
     </w:pPr>
+    <w:rPr>
+      <w:rFonts w:ascii="Arial" w:hAnsi="Arial"/>
+    </w:rPr>
   </w:style>
   <w:style w:type="character" w:customStyle="1" w:styleId="Heading1Char">
     <w:name w:val="Heading 1 Char"/>
@@ -1294,7 +1117,7 @@
     <w:uiPriority w:val="9"/>
     <w:rsid w:val="00FC693F"/>
     <w:rPr>
-      <w:rFonts w:asciiTheme="majorHAnsi" w:eastAsiaTheme="majorEastAsia" w:hAnsiTheme="majorHAnsi" w:cstheme="majorBidi"/>
+      <w:rFonts w:asciiTheme="majorHAnsi" w:eastAsiaTheme="majorEastAsia" w:hAnsiTheme="majorHAnsi" w:cstheme="majorBidi" w:ascii="Arial" w:hAnsi="Arial"/>
       <w:b/>
       <w:bCs/>
       <w:color w:val="365F91" w:themeColor="accent1" w:themeShade="BF"/>
@@ -1309,7 +1132,7 @@
     <w:uiPriority w:val="9"/>
     <w:rsid w:val="00FC693F"/>
     <w:rPr>
-      <w:rFonts w:asciiTheme="majorHAnsi" w:eastAsiaTheme="majorEastAsia" w:hAnsiTheme="majorHAnsi" w:cstheme="majorBidi"/>
+      <w:rFonts w:asciiTheme="majorHAnsi" w:eastAsiaTheme="majorEastAsia" w:hAnsiTheme="majorHAnsi" w:cstheme="majorBidi" w:ascii="Arial" w:hAnsi="Arial"/>
       <w:b/>
       <w:bCs/>
       <w:color w:val="4F81BD" w:themeColor="accent1"/>
@@ -1324,7 +1147,7 @@
     <w:uiPriority w:val="9"/>
     <w:rsid w:val="00FC693F"/>
     <w:rPr>
-      <w:rFonts w:asciiTheme="majorHAnsi" w:eastAsiaTheme="majorEastAsia" w:hAnsiTheme="majorHAnsi" w:cstheme="majorBidi"/>
+      <w:rFonts w:asciiTheme="majorHAnsi" w:eastAsiaTheme="majorEastAsia" w:hAnsiTheme="majorHAnsi" w:cstheme="majorBidi" w:ascii="Arial" w:hAnsi="Arial"/>
       <w:b/>
       <w:bCs/>
       <w:color w:val="4F81BD" w:themeColor="accent1"/>
@@ -1346,7 +1169,7 @@
       <w:contextualSpacing/>
     </w:pPr>
     <w:rPr>
-      <w:rFonts w:asciiTheme="majorHAnsi" w:eastAsiaTheme="majorEastAsia" w:hAnsiTheme="majorHAnsi" w:cstheme="majorBidi"/>
+      <w:rFonts w:asciiTheme="majorHAnsi" w:eastAsiaTheme="majorEastAsia" w:hAnsiTheme="majorHAnsi" w:cstheme="majorBidi" w:ascii="Arial" w:hAnsi="Arial"/>
       <w:color w:val="17365D" w:themeColor="text2" w:themeShade="BF"/>
       <w:spacing w:val="5"/>
       <w:kern w:val="28"/>
@@ -1361,7 +1184,7 @@
     <w:uiPriority w:val="10"/>
     <w:rsid w:val="00FC693F"/>
     <w:rPr>
-      <w:rFonts w:asciiTheme="majorHAnsi" w:eastAsiaTheme="majorEastAsia" w:hAnsiTheme="majorHAnsi" w:cstheme="majorBidi"/>
+      <w:rFonts w:asciiTheme="majorHAnsi" w:eastAsiaTheme="majorEastAsia" w:hAnsiTheme="majorHAnsi" w:cstheme="majorBidi" w:ascii="Arial" w:hAnsi="Arial"/>
       <w:color w:val="17365D" w:themeColor="text2" w:themeShade="BF"/>
       <w:spacing w:val="5"/>
       <w:kern w:val="28"/>
@@ -1383,7 +1206,7 @@
       </w:numPr>
     </w:pPr>
     <w:rPr>
-      <w:rFonts w:asciiTheme="majorHAnsi" w:eastAsiaTheme="majorEastAsia" w:hAnsiTheme="majorHAnsi" w:cstheme="majorBidi"/>
+      <w:rFonts w:asciiTheme="majorHAnsi" w:eastAsiaTheme="majorEastAsia" w:hAnsiTheme="majorHAnsi" w:cstheme="majorBidi" w:ascii="Arial" w:hAnsi="Arial"/>
       <w:i/>
       <w:iCs/>
       <w:color w:val="4F81BD" w:themeColor="accent1"/>
@@ -1399,7 +1222,7 @@
     <w:uiPriority w:val="11"/>
     <w:rsid w:val="00FC693F"/>
     <w:rPr>
-      <w:rFonts w:asciiTheme="majorHAnsi" w:eastAsiaTheme="majorEastAsia" w:hAnsiTheme="majorHAnsi" w:cstheme="majorBidi"/>
+      <w:rFonts w:asciiTheme="majorHAnsi" w:eastAsiaTheme="majorEastAsia" w:hAnsiTheme="majorHAnsi" w:cstheme="majorBidi" w:ascii="Arial" w:hAnsi="Arial"/>
       <w:i/>
       <w:iCs/>
       <w:color w:val="4F81BD" w:themeColor="accent1"/>
@@ -1418,6 +1241,9 @@
       <w:ind w:left="720"/>
       <w:contextualSpacing/>
     </w:pPr>
+    <w:rPr>
+      <w:rFonts w:ascii="Arial" w:hAnsi="Arial"/>
+    </w:rPr>
   </w:style>
   <w:style w:type="paragraph" w:styleId="BodyText">
     <w:name w:val="Body Text"/>
@@ -1429,6 +1255,9 @@
     <w:pPr>
       <w:spacing w:after="120"/>
     </w:pPr>
+    <w:rPr>
+      <w:rFonts w:ascii="Arial" w:hAnsi="Arial"/>
+    </w:rPr>
   </w:style>
   <w:style w:type="character" w:customStyle="1" w:styleId="BodyTextChar">
     <w:name w:val="Body Text Char"/>
@@ -1436,6 +1265,9 @@
     <w:link w:val="BodyText"/>
     <w:uiPriority w:val="99"/>
     <w:rsid w:val="00AA1D8D"/>
+    <w:rPr>
+      <w:rFonts w:ascii="Arial" w:hAnsi="Arial"/>
+    </w:rPr>
   </w:style>
   <w:style w:type="paragraph" w:styleId="BodyText2">
     <w:name w:val="Body Text 2"/>
@@ -1447,6 +1279,9 @@
     <w:pPr>
       <w:spacing w:after="120" w:line="480" w:lineRule="auto"/>
     </w:pPr>
+    <w:rPr>
+      <w:rFonts w:ascii="Arial" w:hAnsi="Arial"/>
+    </w:rPr>
   </w:style>
   <w:style w:type="character" w:customStyle="1" w:styleId="BodyText2Char">
     <w:name w:val="Body Text 2 Char"/>
@@ -1454,6 +1289,9 @@
     <w:link w:val="BodyText2"/>
     <w:uiPriority w:val="99"/>
     <w:rsid w:val="00AA1D8D"/>
+    <w:rPr>
+      <w:rFonts w:ascii="Arial" w:hAnsi="Arial"/>
+    </w:rPr>
   </w:style>
   <w:style w:type="paragraph" w:styleId="BodyText3">
     <w:name w:val="Body Text 3"/>
@@ -1466,6 +1304,7 @@
       <w:spacing w:after="120"/>
     </w:pPr>
     <w:rPr>
+      <w:rFonts w:ascii="Arial" w:hAnsi="Arial"/>
       <w:sz w:val="16"/>
       <w:szCs w:val="16"/>
     </w:rPr>
@@ -1477,6 +1316,7 @@
     <w:uiPriority w:val="99"/>
     <w:rsid w:val="00AA1D8D"/>
     <w:rPr>
+      <w:rFonts w:ascii="Arial" w:hAnsi="Arial"/>
       <w:sz w:val="16"/>
       <w:szCs w:val="16"/>
     </w:rPr>
@@ -1491,6 +1331,9 @@
       <w:ind w:left="360" w:hanging="360"/>
       <w:contextualSpacing/>
     </w:pPr>
+    <w:rPr>
+      <w:rFonts w:ascii="Arial" w:hAnsi="Arial"/>
+    </w:rPr>
   </w:style>
   <w:style w:type="paragraph" w:styleId="List2">
     <w:name w:val="List 2"/>
@@ -1502,6 +1345,9 @@
       <w:ind w:left="720" w:hanging="360"/>
       <w:contextualSpacing/>
     </w:pPr>
+    <w:rPr>
+      <w:rFonts w:ascii="Arial" w:hAnsi="Arial"/>
+    </w:rPr>
   </w:style>
   <w:style w:type="paragraph" w:styleId="List3">
     <w:name w:val="List 3"/>
@@ -1513,6 +1359,9 @@
       <w:ind w:left="1080" w:hanging="360"/>
       <w:contextualSpacing/>
     </w:pPr>
+    <w:rPr>
+      <w:rFonts w:ascii="Arial" w:hAnsi="Arial"/>
+    </w:rPr>
   </w:style>
   <w:style w:type="paragraph" w:styleId="ListBullet">
     <w:name w:val="List Bullet"/>
@@ -1526,6 +1375,9 @@
       </w:numPr>
       <w:contextualSpacing/>
     </w:pPr>
+    <w:rPr>
+      <w:rFonts w:ascii="Arial" w:hAnsi="Arial"/>
+    </w:rPr>
   </w:style>
   <w:style w:type="paragraph" w:styleId="ListBullet2">
     <w:name w:val="List Bullet 2"/>
@@ -1539,6 +1391,9 @@
       </w:numPr>
       <w:contextualSpacing/>
     </w:pPr>
+    <w:rPr>
+      <w:rFonts w:ascii="Arial" w:hAnsi="Arial"/>
+    </w:rPr>
   </w:style>
   <w:style w:type="paragraph" w:styleId="ListBullet3">
     <w:name w:val="List Bullet 3"/>
@@ -1552,6 +1407,9 @@
       </w:numPr>
       <w:contextualSpacing/>
     </w:pPr>
+    <w:rPr>
+      <w:rFonts w:ascii="Arial" w:hAnsi="Arial"/>
+    </w:rPr>
   </w:style>
   <w:style w:type="paragraph" w:styleId="ListNumber">
     <w:name w:val="List Number"/>
@@ -1565,6 +1423,9 @@
       </w:numPr>
       <w:contextualSpacing/>
     </w:pPr>
+    <w:rPr>
+      <w:rFonts w:ascii="Arial" w:hAnsi="Arial"/>
+    </w:rPr>
   </w:style>
   <w:style w:type="paragraph" w:styleId="ListNumber2">
     <w:name w:val="List Number 2"/>
@@ -1578,6 +1439,9 @@
       </w:numPr>
       <w:contextualSpacing/>
     </w:pPr>
+    <w:rPr>
+      <w:rFonts w:ascii="Arial" w:hAnsi="Arial"/>
+    </w:rPr>
   </w:style>
   <w:style w:type="paragraph" w:styleId="ListNumber3">
     <w:name w:val="List Number 3"/>
@@ -1591,6 +1455,9 @@
       </w:numPr>
       <w:contextualSpacing/>
     </w:pPr>
+    <w:rPr>
+      <w:rFonts w:ascii="Arial" w:hAnsi="Arial"/>
+    </w:rPr>
   </w:style>
   <w:style w:type="paragraph" w:styleId="ListContinue">
     <w:name w:val="List Continue"/>
@@ -1603,6 +1470,9 @@
       <w:ind w:left="360"/>
       <w:contextualSpacing/>
     </w:pPr>
+    <w:rPr>
+      <w:rFonts w:ascii="Arial" w:hAnsi="Arial"/>
+    </w:rPr>
   </w:style>
   <w:style w:type="paragraph" w:styleId="ListContinue2">
     <w:name w:val="List Continue 2"/>
@@ -1615,6 +1485,9 @@
       <w:ind w:left="720"/>
       <w:contextualSpacing/>
     </w:pPr>
+    <w:rPr>
+      <w:rFonts w:ascii="Arial" w:hAnsi="Arial"/>
+    </w:rPr>
   </w:style>
   <w:style w:type="paragraph" w:styleId="ListContinue3">
     <w:name w:val="List Continue 3"/>
@@ -1627,6 +1500,9 @@
       <w:ind w:left="1080"/>
       <w:contextualSpacing/>
     </w:pPr>
+    <w:rPr>
+      <w:rFonts w:ascii="Arial" w:hAnsi="Arial"/>
+    </w:rPr>
   </w:style>
   <w:style w:type="paragraph" w:styleId="MacroText">
     <w:name w:val="macro"/>
@@ -1646,7 +1522,7 @@
       </w:tabs>
     </w:pPr>
     <w:rPr>
-      <w:rFonts w:ascii="Courier" w:hAnsi="Courier"/>
+      <w:rFonts w:ascii="Arial" w:hAnsi="Arial"/>
       <w:sz w:val="20"/>
       <w:szCs w:val="20"/>
     </w:rPr>
@@ -1658,7 +1534,7 @@
     <w:uiPriority w:val="99"/>
     <w:rsid w:val="0029639D"/>
     <w:rPr>
-      <w:rFonts w:ascii="Courier" w:hAnsi="Courier"/>
+      <w:rFonts w:ascii="Arial" w:hAnsi="Arial"/>
       <w:sz w:val="20"/>
       <w:szCs w:val="20"/>
     </w:rPr>
@@ -1672,6 +1548,7 @@
     <w:qFormat/>
     <w:rsid w:val="00FC693F"/>
     <w:rPr>
+      <w:rFonts w:ascii="Arial" w:hAnsi="Arial"/>
       <w:i/>
       <w:iCs/>
       <w:color w:val="000000" w:themeColor="text1"/>
@@ -1684,6 +1561,7 @@
     <w:uiPriority w:val="29"/>
     <w:rsid w:val="00FC693F"/>
     <w:rPr>
+      <w:rFonts w:ascii="Arial" w:hAnsi="Arial"/>
       <w:i/>
       <w:iCs/>
       <w:color w:val="000000" w:themeColor="text1"/>
@@ -1697,7 +1575,7 @@
     <w:semiHidden/>
     <w:rsid w:val="00FC693F"/>
     <w:rPr>
-      <w:rFonts w:asciiTheme="majorHAnsi" w:eastAsiaTheme="majorEastAsia" w:hAnsiTheme="majorHAnsi" w:cstheme="majorBidi"/>
+      <w:rFonts w:asciiTheme="majorHAnsi" w:eastAsiaTheme="majorEastAsia" w:hAnsiTheme="majorHAnsi" w:cstheme="majorBidi" w:ascii="Arial" w:hAnsi="Arial"/>
       <w:b/>
       <w:bCs/>
       <w:i/>
@@ -1713,7 +1591,7 @@
     <w:semiHidden/>
     <w:rsid w:val="00FC693F"/>
     <w:rPr>
-      <w:rFonts w:asciiTheme="majorHAnsi" w:eastAsiaTheme="majorEastAsia" w:hAnsiTheme="majorHAnsi" w:cstheme="majorBidi"/>
+      <w:rFonts w:asciiTheme="majorHAnsi" w:eastAsiaTheme="majorEastAsia" w:hAnsiTheme="majorHAnsi" w:cstheme="majorBidi" w:ascii="Arial" w:hAnsi="Arial"/>
       <w:color w:val="243F60" w:themeColor="accent1" w:themeShade="7F"/>
     </w:rPr>
   </w:style>
@@ -1725,7 +1603,7 @@
     <w:semiHidden/>
     <w:rsid w:val="00FC693F"/>
     <w:rPr>
-      <w:rFonts w:asciiTheme="majorHAnsi" w:eastAsiaTheme="majorEastAsia" w:hAnsiTheme="majorHAnsi" w:cstheme="majorBidi"/>
+      <w:rFonts w:asciiTheme="majorHAnsi" w:eastAsiaTheme="majorEastAsia" w:hAnsiTheme="majorHAnsi" w:cstheme="majorBidi" w:ascii="Arial" w:hAnsi="Arial"/>
       <w:i/>
       <w:iCs/>
       <w:color w:val="243F60" w:themeColor="accent1" w:themeShade="7F"/>
@@ -1739,7 +1617,7 @@
     <w:semiHidden/>
     <w:rsid w:val="00FC693F"/>
     <w:rPr>
-      <w:rFonts w:asciiTheme="majorHAnsi" w:eastAsiaTheme="majorEastAsia" w:hAnsiTheme="majorHAnsi" w:cstheme="majorBidi"/>
+      <w:rFonts w:asciiTheme="majorHAnsi" w:eastAsiaTheme="majorEastAsia" w:hAnsiTheme="majorHAnsi" w:cstheme="majorBidi" w:ascii="Arial" w:hAnsi="Arial"/>
       <w:i/>
       <w:iCs/>
       <w:color w:val="404040" w:themeColor="text1" w:themeTint="BF"/>
@@ -1753,7 +1631,7 @@
     <w:semiHidden/>
     <w:rsid w:val="00FC693F"/>
     <w:rPr>
-      <w:rFonts w:asciiTheme="majorHAnsi" w:eastAsiaTheme="majorEastAsia" w:hAnsiTheme="majorHAnsi" w:cstheme="majorBidi"/>
+      <w:rFonts w:asciiTheme="majorHAnsi" w:eastAsiaTheme="majorEastAsia" w:hAnsiTheme="majorHAnsi" w:cstheme="majorBidi" w:ascii="Arial" w:hAnsi="Arial"/>
       <w:color w:val="4F81BD" w:themeColor="accent1"/>
       <w:sz w:val="20"/>
       <w:szCs w:val="20"/>
@@ -1767,7 +1645,7 @@
     <w:semiHidden/>
     <w:rsid w:val="00FC693F"/>
     <w:rPr>
-      <w:rFonts w:asciiTheme="majorHAnsi" w:eastAsiaTheme="majorEastAsia" w:hAnsiTheme="majorHAnsi" w:cstheme="majorBidi"/>
+      <w:rFonts w:asciiTheme="majorHAnsi" w:eastAsiaTheme="majorEastAsia" w:hAnsiTheme="majorHAnsi" w:cstheme="majorBidi" w:ascii="Arial" w:hAnsi="Arial"/>
       <w:i/>
       <w:iCs/>
       <w:color w:val="404040" w:themeColor="text1" w:themeTint="BF"/>
@@ -1788,6 +1666,7 @@
       <w:spacing w:line="240" w:lineRule="auto"/>
     </w:pPr>
     <w:rPr>
+      <w:rFonts w:ascii="Arial" w:hAnsi="Arial"/>
       <w:b/>
       <w:bCs/>
       <w:color w:val="4F81BD" w:themeColor="accent1"/>
@@ -1802,6 +1681,7 @@
     <w:qFormat/>
     <w:rsid w:val="00FC693F"/>
     <w:rPr>
+      <w:rFonts w:ascii="Arial" w:hAnsi="Arial"/>
       <w:b/>
       <w:bCs/>
     </w:rPr>
@@ -1813,6 +1693,7 @@
     <w:qFormat/>
     <w:rsid w:val="00FC693F"/>
     <w:rPr>
+      <w:rFonts w:ascii="Arial" w:hAnsi="Arial"/>
       <w:i/>
       <w:iCs/>
     </w:rPr>
@@ -1833,6 +1714,7 @@
       <w:ind w:left="936" w:right="936"/>
     </w:pPr>
     <w:rPr>
+      <w:rFonts w:ascii="Arial" w:hAnsi="Arial"/>
       <w:b/>
       <w:bCs/>
       <w:i/>
@@ -1847,6 +1729,7 @@
     <w:uiPriority w:val="30"/>
     <w:rsid w:val="00FC693F"/>
     <w:rPr>
+      <w:rFonts w:ascii="Arial" w:hAnsi="Arial"/>
       <w:b/>
       <w:bCs/>
       <w:i/>
@@ -1861,6 +1744,7 @@
     <w:qFormat/>
     <w:rsid w:val="00FC693F"/>
     <w:rPr>
+      <w:rFonts w:ascii="Arial" w:hAnsi="Arial"/>
       <w:i/>
       <w:iCs/>
       <w:color w:val="808080" w:themeColor="text1" w:themeTint="7F"/>
@@ -1873,6 +1757,7 @@
     <w:qFormat/>
     <w:rsid w:val="00FC693F"/>
     <w:rPr>
+      <w:rFonts w:ascii="Arial" w:hAnsi="Arial"/>
       <w:b/>
       <w:bCs/>
       <w:i/>
@@ -1887,6 +1772,7 @@
     <w:qFormat/>
     <w:rsid w:val="00FC693F"/>
     <w:rPr>
+      <w:rFonts w:ascii="Arial" w:hAnsi="Arial"/>
       <w:smallCaps/>
       <w:color w:val="C0504D" w:themeColor="accent2"/>
       <w:u w:val="single"/>
@@ -1899,6 +1785,7 @@
     <w:qFormat/>
     <w:rsid w:val="00FC693F"/>
     <w:rPr>
+      <w:rFonts w:ascii="Arial" w:hAnsi="Arial"/>
       <w:b/>
       <w:bCs/>
       <w:smallCaps/>
@@ -1914,6 +1801,7 @@
     <w:qFormat/>
     <w:rsid w:val="00FC693F"/>
     <w:rPr>
+      <w:rFonts w:ascii="Arial" w:hAnsi="Arial"/>
       <w:b/>
       <w:bCs/>
       <w:smallCaps/>
@@ -1932,6 +1820,9 @@
     <w:pPr>
       <w:outlineLvl w:val="9"/>
     </w:pPr>
+    <w:rPr>
+      <w:rFonts w:ascii="Arial" w:hAnsi="Arial"/>
+    </w:rPr>
   </w:style>
   <w:style w:type="table" w:styleId="TableGrid">
     <w:name w:val="Table Grid"/>
@@ -1941,6 +1832,9 @@
     <w:pPr>
       <w:spacing w:after="0" w:line="240" w:lineRule="auto"/>
     </w:pPr>
+    <w:rPr>
+      <w:rFonts w:ascii="Arial" w:hAnsi="Arial"/>
+    </w:rPr>
     <w:tblPr>
       <w:tblInd w:w="0" w:type="dxa"/>
       <w:tblBorders>
@@ -1968,6 +1862,7 @@
       <w:spacing w:after="0" w:line="240" w:lineRule="auto"/>
     </w:pPr>
     <w:rPr>
+      <w:rFonts w:ascii="Arial" w:hAnsi="Arial"/>
       <w:color w:val="000000" w:themeColor="text1" w:themeShade="BF"/>
     </w:rPr>
     <w:tblPr>
@@ -2071,6 +1966,7 @@
       <w:spacing w:after="0" w:line="240" w:lineRule="auto"/>
     </w:pPr>
     <w:rPr>
+      <w:rFonts w:ascii="Arial" w:hAnsi="Arial"/>
       <w:color w:val="365F91" w:themeColor="accent1" w:themeShade="BF"/>
     </w:rPr>
     <w:tblPr>
@@ -2174,6 +2070,7 @@
       <w:spacing w:after="0" w:line="240" w:lineRule="auto"/>
     </w:pPr>
     <w:rPr>
+      <w:rFonts w:ascii="Arial" w:hAnsi="Arial"/>
       <w:color w:val="943634" w:themeColor="accent2" w:themeShade="BF"/>
     </w:rPr>
     <w:tblPr>
@@ -2277,6 +2174,7 @@
       <w:spacing w:after="0" w:line="240" w:lineRule="auto"/>
     </w:pPr>
     <w:rPr>
+      <w:rFonts w:ascii="Arial" w:hAnsi="Arial"/>
       <w:color w:val="76923C" w:themeColor="accent3" w:themeShade="BF"/>
     </w:rPr>
     <w:tblPr>
@@ -2380,6 +2278,7 @@
       <w:spacing w:after="0" w:line="240" w:lineRule="auto"/>
     </w:pPr>
     <w:rPr>
+      <w:rFonts w:ascii="Arial" w:hAnsi="Arial"/>
       <w:color w:val="5F497A" w:themeColor="accent4" w:themeShade="BF"/>
     </w:rPr>
     <w:tblPr>
@@ -2483,6 +2382,7 @@
       <w:spacing w:after="0" w:line="240" w:lineRule="auto"/>
     </w:pPr>
     <w:rPr>
+      <w:rFonts w:ascii="Arial" w:hAnsi="Arial"/>
       <w:color w:val="31849B" w:themeColor="accent5" w:themeShade="BF"/>
     </w:rPr>
     <w:tblPr>
@@ -2586,6 +2486,7 @@
       <w:spacing w:after="0" w:line="240" w:lineRule="auto"/>
     </w:pPr>
     <w:rPr>
+      <w:rFonts w:ascii="Arial" w:hAnsi="Arial"/>
       <w:color w:val="E36C0A" w:themeColor="accent6" w:themeShade="BF"/>
     </w:rPr>
     <w:tblPr>
@@ -2688,6 +2589,9 @@
     <w:pPr>
       <w:spacing w:after="0" w:line="240" w:lineRule="auto"/>
     </w:pPr>
+    <w:rPr>
+      <w:rFonts w:ascii="Arial" w:hAnsi="Arial"/>
+    </w:rPr>
     <w:tblPr>
       <w:tblStyleRowBandSize w:val="1"/>
       <w:tblStyleColBandSize w:val="1"/>
@@ -2780,6 +2684,9 @@
     <w:pPr>
       <w:spacing w:after="0" w:line="240" w:lineRule="auto"/>
     </w:pPr>
+    <w:rPr>
+      <w:rFonts w:ascii="Arial" w:hAnsi="Arial"/>
+    </w:rPr>
     <w:tblPr>
       <w:tblStyleRowBandSize w:val="1"/>
       <w:tblStyleColBandSize w:val="1"/>
@@ -2872,6 +2779,9 @@
     <w:pPr>
       <w:spacing w:after="0" w:line="240" w:lineRule="auto"/>
     </w:pPr>
+    <w:rPr>
+      <w:rFonts w:ascii="Arial" w:hAnsi="Arial"/>
+    </w:rPr>
     <w:tblPr>
       <w:tblStyleRowBandSize w:val="1"/>
       <w:tblStyleColBandSize w:val="1"/>
@@ -2964,6 +2874,9 @@
     <w:pPr>
       <w:spacing w:after="0" w:line="240" w:lineRule="auto"/>
     </w:pPr>
+    <w:rPr>
+      <w:rFonts w:ascii="Arial" w:hAnsi="Arial"/>
+    </w:rPr>
     <w:tblPr>
       <w:tblStyleRowBandSize w:val="1"/>
       <w:tblStyleColBandSize w:val="1"/>
@@ -3056,6 +2969,9 @@
     <w:pPr>
       <w:spacing w:after="0" w:line="240" w:lineRule="auto"/>
     </w:pPr>
+    <w:rPr>
+      <w:rFonts w:ascii="Arial" w:hAnsi="Arial"/>
+    </w:rPr>
     <w:tblPr>
       <w:tblStyleRowBandSize w:val="1"/>
       <w:tblStyleColBandSize w:val="1"/>
@@ -3148,6 +3064,9 @@
     <w:pPr>
       <w:spacing w:after="0" w:line="240" w:lineRule="auto"/>
     </w:pPr>
+    <w:rPr>
+      <w:rFonts w:ascii="Arial" w:hAnsi="Arial"/>
+    </w:rPr>
     <w:tblPr>
       <w:tblStyleRowBandSize w:val="1"/>
       <w:tblStyleColBandSize w:val="1"/>
@@ -3240,6 +3159,9 @@
     <w:pPr>
       <w:spacing w:after="0" w:line="240" w:lineRule="auto"/>
     </w:pPr>
+    <w:rPr>
+      <w:rFonts w:ascii="Arial" w:hAnsi="Arial"/>
+    </w:rPr>
     <w:tblPr>
       <w:tblStyleRowBandSize w:val="1"/>
       <w:tblStyleColBandSize w:val="1"/>
@@ -3332,6 +3254,9 @@
     <w:pPr>
       <w:spacing w:after="0" w:line="240" w:lineRule="auto"/>
     </w:pPr>
+    <w:rPr>
+      <w:rFonts w:ascii="Arial" w:hAnsi="Arial"/>
+    </w:rPr>
     <w:tblPr>
       <w:tblStyleRowBandSize w:val="1"/>
       <w:tblStyleColBandSize w:val="1"/>
@@ -3462,6 +3387,9 @@
     <w:pPr>
       <w:spacing w:after="0" w:line="240" w:lineRule="auto"/>
     </w:pPr>
+    <w:rPr>
+      <w:rFonts w:ascii="Arial" w:hAnsi="Arial"/>
+    </w:rPr>
     <w:tblPr>
       <w:tblStyleRowBandSize w:val="1"/>
       <w:tblStyleColBandSize w:val="1"/>
@@ -3592,6 +3520,9 @@
     <w:pPr>
       <w:spacing w:after="0" w:line="240" w:lineRule="auto"/>
     </w:pPr>
+    <w:rPr>
+      <w:rFonts w:ascii="Arial" w:hAnsi="Arial"/>
+    </w:rPr>
     <w:tblPr>
       <w:tblStyleRowBandSize w:val="1"/>
       <w:tblStyleColBandSize w:val="1"/>
@@ -3722,6 +3653,9 @@
     <w:pPr>
       <w:spacing w:after="0" w:line="240" w:lineRule="auto"/>
     </w:pPr>
+    <w:rPr>
+      <w:rFonts w:ascii="Arial" w:hAnsi="Arial"/>
+    </w:rPr>
     <w:tblPr>
       <w:tblStyleRowBandSize w:val="1"/>
       <w:tblStyleColBandSize w:val="1"/>
@@ -3852,6 +3786,9 @@
     <w:pPr>
       <w:spacing w:after="0" w:line="240" w:lineRule="auto"/>
     </w:pPr>
+    <w:rPr>
+      <w:rFonts w:ascii="Arial" w:hAnsi="Arial"/>
+    </w:rPr>
     <w:tblPr>
       <w:tblStyleRowBandSize w:val="1"/>
       <w:tblStyleColBandSize w:val="1"/>
@@ -3982,6 +3919,9 @@
     <w:pPr>
       <w:spacing w:after="0" w:line="240" w:lineRule="auto"/>
     </w:pPr>
+    <w:rPr>
+      <w:rFonts w:ascii="Arial" w:hAnsi="Arial"/>
+    </w:rPr>
     <w:tblPr>
       <w:tblStyleRowBandSize w:val="1"/>
       <w:tblStyleColBandSize w:val="1"/>
@@ -4112,6 +4052,9 @@
     <w:pPr>
       <w:spacing w:after="0" w:line="240" w:lineRule="auto"/>
     </w:pPr>
+    <w:rPr>
+      <w:rFonts w:ascii="Arial" w:hAnsi="Arial"/>
+    </w:rPr>
     <w:tblPr>
       <w:tblStyleRowBandSize w:val="1"/>
       <w:tblStyleColBandSize w:val="1"/>
@@ -4242,6 +4185,9 @@
     <w:pPr>
       <w:spacing w:after="0" w:line="240" w:lineRule="auto"/>
     </w:pPr>
+    <w:rPr>
+      <w:rFonts w:ascii="Arial" w:hAnsi="Arial"/>
+    </w:rPr>
     <w:tblPr>
       <w:tblStyleRowBandSize w:val="1"/>
       <w:tblStyleColBandSize w:val="1"/>
@@ -4348,6 +4294,9 @@
     <w:pPr>
       <w:spacing w:after="0" w:line="240" w:lineRule="auto"/>
     </w:pPr>
+    <w:rPr>
+      <w:rFonts w:ascii="Arial" w:hAnsi="Arial"/>
+    </w:rPr>
     <w:tblPr>
       <w:tblStyleRowBandSize w:val="1"/>
       <w:tblStyleColBandSize w:val="1"/>
@@ -4454,6 +4403,9 @@
     <w:pPr>
       <w:spacing w:after="0" w:line="240" w:lineRule="auto"/>
     </w:pPr>
+    <w:rPr>
+      <w:rFonts w:ascii="Arial" w:hAnsi="Arial"/>
+    </w:rPr>
     <w:tblPr>
       <w:tblStyleRowBandSize w:val="1"/>
       <w:tblStyleColBandSize w:val="1"/>
@@ -4560,6 +4512,9 @@
     <w:pPr>
       <w:spacing w:after="0" w:line="240" w:lineRule="auto"/>
     </w:pPr>
+    <w:rPr>
+      <w:rFonts w:ascii="Arial" w:hAnsi="Arial"/>
+    </w:rPr>
     <w:tblPr>
       <w:tblStyleRowBandSize w:val="1"/>
       <w:tblStyleColBandSize w:val="1"/>
@@ -4666,6 +4621,9 @@
     <w:pPr>
       <w:spacing w:after="0" w:line="240" w:lineRule="auto"/>
     </w:pPr>
+    <w:rPr>
+      <w:rFonts w:ascii="Arial" w:hAnsi="Arial"/>
+    </w:rPr>
     <w:tblPr>
       <w:tblStyleRowBandSize w:val="1"/>
       <w:tblStyleColBandSize w:val="1"/>
@@ -4772,6 +4730,9 @@
     <w:pPr>
       <w:spacing w:after="0" w:line="240" w:lineRule="auto"/>
     </w:pPr>
+    <w:rPr>
+      <w:rFonts w:ascii="Arial" w:hAnsi="Arial"/>
+    </w:rPr>
     <w:tblPr>
       <w:tblStyleRowBandSize w:val="1"/>
       <w:tblStyleColBandSize w:val="1"/>
@@ -4878,6 +4839,9 @@
     <w:pPr>
       <w:spacing w:after="0" w:line="240" w:lineRule="auto"/>
     </w:pPr>
+    <w:rPr>
+      <w:rFonts w:ascii="Arial" w:hAnsi="Arial"/>
+    </w:rPr>
     <w:tblPr>
       <w:tblStyleRowBandSize w:val="1"/>
       <w:tblStyleColBandSize w:val="1"/>
@@ -4984,6 +4948,9 @@
     <w:pPr>
       <w:spacing w:after="0" w:line="240" w:lineRule="auto"/>
     </w:pPr>
+    <w:rPr>
+      <w:rFonts w:ascii="Arial" w:hAnsi="Arial"/>
+    </w:rPr>
     <w:tblPr>
       <w:tblStyleRowBandSize w:val="1"/>
       <w:tblStyleColBandSize w:val="1"/>
@@ -5133,6 +5100,9 @@
     <w:pPr>
       <w:spacing w:after="0" w:line="240" w:lineRule="auto"/>
     </w:pPr>
+    <w:rPr>
+      <w:rFonts w:ascii="Arial" w:hAnsi="Arial"/>
+    </w:rPr>
     <w:tblPr>
       <w:tblStyleRowBandSize w:val="1"/>
       <w:tblStyleColBandSize w:val="1"/>
@@ -5282,6 +5252,9 @@
     <w:pPr>
       <w:spacing w:after="0" w:line="240" w:lineRule="auto"/>
     </w:pPr>
+    <w:rPr>
+      <w:rFonts w:ascii="Arial" w:hAnsi="Arial"/>
+    </w:rPr>
     <w:tblPr>
       <w:tblStyleRowBandSize w:val="1"/>
       <w:tblStyleColBandSize w:val="1"/>
@@ -5431,6 +5404,9 @@
     <w:pPr>
       <w:spacing w:after="0" w:line="240" w:lineRule="auto"/>
     </w:pPr>
+    <w:rPr>
+      <w:rFonts w:ascii="Arial" w:hAnsi="Arial"/>
+    </w:rPr>
     <w:tblPr>
       <w:tblStyleRowBandSize w:val="1"/>
       <w:tblStyleColBandSize w:val="1"/>
@@ -5580,6 +5556,9 @@
     <w:pPr>
       <w:spacing w:after="0" w:line="240" w:lineRule="auto"/>
     </w:pPr>
+    <w:rPr>
+      <w:rFonts w:ascii="Arial" w:hAnsi="Arial"/>
+    </w:rPr>
     <w:tblPr>
       <w:tblStyleRowBandSize w:val="1"/>
       <w:tblStyleColBandSize w:val="1"/>
@@ -5729,6 +5708,9 @@
     <w:pPr>
       <w:spacing w:after="0" w:line="240" w:lineRule="auto"/>
     </w:pPr>
+    <w:rPr>
+      <w:rFonts w:ascii="Arial" w:hAnsi="Arial"/>
+    </w:rPr>
     <w:tblPr>
       <w:tblStyleRowBandSize w:val="1"/>
       <w:tblStyleColBandSize w:val="1"/>
@@ -5878,6 +5860,9 @@
     <w:pPr>
       <w:spacing w:after="0" w:line="240" w:lineRule="auto"/>
     </w:pPr>
+    <w:rPr>
+      <w:rFonts w:ascii="Arial" w:hAnsi="Arial"/>
+    </w:rPr>
     <w:tblPr>
       <w:tblStyleRowBandSize w:val="1"/>
       <w:tblStyleColBandSize w:val="1"/>
@@ -6028,6 +6013,7 @@
       <w:spacing w:after="0" w:line="240" w:lineRule="auto"/>
     </w:pPr>
     <w:rPr>
+      <w:rFonts w:ascii="Arial" w:hAnsi="Arial"/>
       <w:color w:val="000000" w:themeColor="text1"/>
     </w:rPr>
     <w:tblPr>
@@ -6112,6 +6098,7 @@
       <w:spacing w:after="0" w:line="240" w:lineRule="auto"/>
     </w:pPr>
     <w:rPr>
+      <w:rFonts w:ascii="Arial" w:hAnsi="Arial"/>
       <w:color w:val="000000" w:themeColor="text1"/>
     </w:rPr>
     <w:tblPr>
@@ -6196,6 +6183,7 @@
       <w:spacing w:after="0" w:line="240" w:lineRule="auto"/>
     </w:pPr>
     <w:rPr>
+      <w:rFonts w:ascii="Arial" w:hAnsi="Arial"/>
       <w:color w:val="000000" w:themeColor="text1"/>
     </w:rPr>
     <w:tblPr>
@@ -6280,6 +6268,7 @@
       <w:spacing w:after="0" w:line="240" w:lineRule="auto"/>
     </w:pPr>
     <w:rPr>
+      <w:rFonts w:ascii="Arial" w:hAnsi="Arial"/>
       <w:color w:val="000000" w:themeColor="text1"/>
     </w:rPr>
     <w:tblPr>
@@ -6364,6 +6353,7 @@
       <w:spacing w:after="0" w:line="240" w:lineRule="auto"/>
     </w:pPr>
     <w:rPr>
+      <w:rFonts w:ascii="Arial" w:hAnsi="Arial"/>
       <w:color w:val="000000" w:themeColor="text1"/>
     </w:rPr>
     <w:tblPr>
@@ -6448,6 +6438,7 @@
       <w:spacing w:after="0" w:line="240" w:lineRule="auto"/>
     </w:pPr>
     <w:rPr>
+      <w:rFonts w:ascii="Arial" w:hAnsi="Arial"/>
       <w:color w:val="000000" w:themeColor="text1"/>
     </w:rPr>
     <w:tblPr>
@@ -6532,6 +6523,7 @@
       <w:spacing w:after="0" w:line="240" w:lineRule="auto"/>
     </w:pPr>
     <w:rPr>
+      <w:rFonts w:ascii="Arial" w:hAnsi="Arial"/>
       <w:color w:val="000000" w:themeColor="text1"/>
     </w:rPr>
     <w:tblPr>
@@ -6616,7 +6608,7 @@
       <w:spacing w:after="0" w:line="240" w:lineRule="auto"/>
     </w:pPr>
     <w:rPr>
-      <w:rFonts w:asciiTheme="majorHAnsi" w:eastAsiaTheme="majorEastAsia" w:hAnsiTheme="majorHAnsi" w:cstheme="majorBidi"/>
+      <w:rFonts w:asciiTheme="majorHAnsi" w:eastAsiaTheme="majorEastAsia" w:hAnsiTheme="majorHAnsi" w:cstheme="majorBidi" w:ascii="Arial" w:hAnsi="Arial"/>
       <w:color w:val="000000" w:themeColor="text1"/>
     </w:rPr>
     <w:tblPr>
@@ -6744,7 +6736,7 @@
       <w:spacing w:after="0" w:line="240" w:lineRule="auto"/>
     </w:pPr>
     <w:rPr>
-      <w:rFonts w:asciiTheme="majorHAnsi" w:eastAsiaTheme="majorEastAsia" w:hAnsiTheme="majorHAnsi" w:cstheme="majorBidi"/>
+      <w:rFonts w:asciiTheme="majorHAnsi" w:eastAsiaTheme="majorEastAsia" w:hAnsiTheme="majorHAnsi" w:cstheme="majorBidi" w:ascii="Arial" w:hAnsi="Arial"/>
       <w:color w:val="000000" w:themeColor="text1"/>
     </w:rPr>
     <w:tblPr>
@@ -6872,7 +6864,7 @@
       <w:spacing w:after="0" w:line="240" w:lineRule="auto"/>
     </w:pPr>
     <w:rPr>
-      <w:rFonts w:asciiTheme="majorHAnsi" w:eastAsiaTheme="majorEastAsia" w:hAnsiTheme="majorHAnsi" w:cstheme="majorBidi"/>
+      <w:rFonts w:asciiTheme="majorHAnsi" w:eastAsiaTheme="majorEastAsia" w:hAnsiTheme="majorHAnsi" w:cstheme="majorBidi" w:ascii="Arial" w:hAnsi="Arial"/>
       <w:color w:val="000000" w:themeColor="text1"/>
     </w:rPr>
     <w:tblPr>
@@ -7000,7 +6992,7 @@
       <w:spacing w:after="0" w:line="240" w:lineRule="auto"/>
     </w:pPr>
     <w:rPr>
-      <w:rFonts w:asciiTheme="majorHAnsi" w:eastAsiaTheme="majorEastAsia" w:hAnsiTheme="majorHAnsi" w:cstheme="majorBidi"/>
+      <w:rFonts w:asciiTheme="majorHAnsi" w:eastAsiaTheme="majorEastAsia" w:hAnsiTheme="majorHAnsi" w:cstheme="majorBidi" w:ascii="Arial" w:hAnsi="Arial"/>
       <w:color w:val="000000" w:themeColor="text1"/>
     </w:rPr>
     <w:tblPr>
@@ -7128,7 +7120,7 @@
       <w:spacing w:after="0" w:line="240" w:lineRule="auto"/>
     </w:pPr>
     <w:rPr>
-      <w:rFonts w:asciiTheme="majorHAnsi" w:eastAsiaTheme="majorEastAsia" w:hAnsiTheme="majorHAnsi" w:cstheme="majorBidi"/>
+      <w:rFonts w:asciiTheme="majorHAnsi" w:eastAsiaTheme="majorEastAsia" w:hAnsiTheme="majorHAnsi" w:cstheme="majorBidi" w:ascii="Arial" w:hAnsi="Arial"/>
       <w:color w:val="000000" w:themeColor="text1"/>
     </w:rPr>
     <w:tblPr>
@@ -7256,7 +7248,7 @@
       <w:spacing w:after="0" w:line="240" w:lineRule="auto"/>
     </w:pPr>
     <w:rPr>
-      <w:rFonts w:asciiTheme="majorHAnsi" w:eastAsiaTheme="majorEastAsia" w:hAnsiTheme="majorHAnsi" w:cstheme="majorBidi"/>
+      <w:rFonts w:asciiTheme="majorHAnsi" w:eastAsiaTheme="majorEastAsia" w:hAnsiTheme="majorHAnsi" w:cstheme="majorBidi" w:ascii="Arial" w:hAnsi="Arial"/>
       <w:color w:val="000000" w:themeColor="text1"/>
     </w:rPr>
     <w:tblPr>
@@ -7384,7 +7376,7 @@
       <w:spacing w:after="0" w:line="240" w:lineRule="auto"/>
     </w:pPr>
     <w:rPr>
-      <w:rFonts w:asciiTheme="majorHAnsi" w:eastAsiaTheme="majorEastAsia" w:hAnsiTheme="majorHAnsi" w:cstheme="majorBidi"/>
+      <w:rFonts w:asciiTheme="majorHAnsi" w:eastAsiaTheme="majorEastAsia" w:hAnsiTheme="majorHAnsi" w:cstheme="majorBidi" w:ascii="Arial" w:hAnsi="Arial"/>
       <w:color w:val="000000" w:themeColor="text1"/>
     </w:rPr>
     <w:tblPr>
@@ -7511,6 +7503,9 @@
     <w:pPr>
       <w:spacing w:after="0" w:line="240" w:lineRule="auto"/>
     </w:pPr>
+    <w:rPr>
+      <w:rFonts w:ascii="Arial" w:hAnsi="Arial"/>
+    </w:rPr>
     <w:tblPr>
       <w:tblStyleRowBandSize w:val="1"/>
       <w:tblStyleColBandSize w:val="1"/>
@@ -7584,6 +7579,9 @@
     <w:pPr>
       <w:spacing w:after="0" w:line="240" w:lineRule="auto"/>
     </w:pPr>
+    <w:rPr>
+      <w:rFonts w:ascii="Arial" w:hAnsi="Arial"/>
+    </w:rPr>
     <w:tblPr>
       <w:tblStyleRowBandSize w:val="1"/>
       <w:tblStyleColBandSize w:val="1"/>
@@ -7657,6 +7655,9 @@
     <w:pPr>
       <w:spacing w:after="0" w:line="240" w:lineRule="auto"/>
     </w:pPr>
+    <w:rPr>
+      <w:rFonts w:ascii="Arial" w:hAnsi="Arial"/>
+    </w:rPr>
     <w:tblPr>
       <w:tblStyleRowBandSize w:val="1"/>
       <w:tblStyleColBandSize w:val="1"/>
@@ -7730,6 +7731,9 @@
     <w:pPr>
       <w:spacing w:after="0" w:line="240" w:lineRule="auto"/>
     </w:pPr>
+    <w:rPr>
+      <w:rFonts w:ascii="Arial" w:hAnsi="Arial"/>
+    </w:rPr>
     <w:tblPr>
       <w:tblStyleRowBandSize w:val="1"/>
       <w:tblStyleColBandSize w:val="1"/>
@@ -7803,6 +7807,9 @@
     <w:pPr>
       <w:spacing w:after="0" w:line="240" w:lineRule="auto"/>
     </w:pPr>
+    <w:rPr>
+      <w:rFonts w:ascii="Arial" w:hAnsi="Arial"/>
+    </w:rPr>
     <w:tblPr>
       <w:tblStyleRowBandSize w:val="1"/>
       <w:tblStyleColBandSize w:val="1"/>
@@ -7876,6 +7883,9 @@
     <w:pPr>
       <w:spacing w:after="0" w:line="240" w:lineRule="auto"/>
     </w:pPr>
+    <w:rPr>
+      <w:rFonts w:ascii="Arial" w:hAnsi="Arial"/>
+    </w:rPr>
     <w:tblPr>
       <w:tblStyleRowBandSize w:val="1"/>
       <w:tblStyleColBandSize w:val="1"/>
@@ -7949,6 +7959,9 @@
     <w:pPr>
       <w:spacing w:after="0" w:line="240" w:lineRule="auto"/>
     </w:pPr>
+    <w:rPr>
+      <w:rFonts w:ascii="Arial" w:hAnsi="Arial"/>
+    </w:rPr>
     <w:tblPr>
       <w:tblStyleRowBandSize w:val="1"/>
       <w:tblStyleColBandSize w:val="1"/>
@@ -8023,7 +8036,7 @@
       <w:spacing w:after="0" w:line="240" w:lineRule="auto"/>
     </w:pPr>
     <w:rPr>
-      <w:rFonts w:asciiTheme="majorHAnsi" w:eastAsiaTheme="majorEastAsia" w:hAnsiTheme="majorHAnsi" w:cstheme="majorBidi"/>
+      <w:rFonts w:asciiTheme="majorHAnsi" w:eastAsiaTheme="majorEastAsia" w:hAnsiTheme="majorHAnsi" w:cstheme="majorBidi" w:ascii="Arial" w:hAnsi="Arial"/>
       <w:color w:val="000000" w:themeColor="text1"/>
     </w:rPr>
     <w:tblPr>
@@ -8148,7 +8161,7 @@
       <w:spacing w:after="0" w:line="240" w:lineRule="auto"/>
     </w:pPr>
     <w:rPr>
-      <w:rFonts w:asciiTheme="majorHAnsi" w:eastAsiaTheme="majorEastAsia" w:hAnsiTheme="majorHAnsi" w:cstheme="majorBidi"/>
+      <w:rFonts w:asciiTheme="majorHAnsi" w:eastAsiaTheme="majorEastAsia" w:hAnsiTheme="majorHAnsi" w:cstheme="majorBidi" w:ascii="Arial" w:hAnsi="Arial"/>
       <w:color w:val="000000" w:themeColor="text1"/>
     </w:rPr>
     <w:tblPr>
@@ -8273,7 +8286,7 @@
       <w:spacing w:after="0" w:line="240" w:lineRule="auto"/>
     </w:pPr>
     <w:rPr>
-      <w:rFonts w:asciiTheme="majorHAnsi" w:eastAsiaTheme="majorEastAsia" w:hAnsiTheme="majorHAnsi" w:cstheme="majorBidi"/>
+      <w:rFonts w:asciiTheme="majorHAnsi" w:eastAsiaTheme="majorEastAsia" w:hAnsiTheme="majorHAnsi" w:cstheme="majorBidi" w:ascii="Arial" w:hAnsi="Arial"/>
       <w:color w:val="000000" w:themeColor="text1"/>
     </w:rPr>
     <w:tblPr>
@@ -8398,7 +8411,7 @@
       <w:spacing w:after="0" w:line="240" w:lineRule="auto"/>
     </w:pPr>
     <w:rPr>
-      <w:rFonts w:asciiTheme="majorHAnsi" w:eastAsiaTheme="majorEastAsia" w:hAnsiTheme="majorHAnsi" w:cstheme="majorBidi"/>
+      <w:rFonts w:asciiTheme="majorHAnsi" w:eastAsiaTheme="majorEastAsia" w:hAnsiTheme="majorHAnsi" w:cstheme="majorBidi" w:ascii="Arial" w:hAnsi="Arial"/>
       <w:color w:val="000000" w:themeColor="text1"/>
     </w:rPr>
     <w:tblPr>
@@ -8523,7 +8536,7 @@
       <w:spacing w:after="0" w:line="240" w:lineRule="auto"/>
     </w:pPr>
     <w:rPr>
-      <w:rFonts w:asciiTheme="majorHAnsi" w:eastAsiaTheme="majorEastAsia" w:hAnsiTheme="majorHAnsi" w:cstheme="majorBidi"/>
+      <w:rFonts w:asciiTheme="majorHAnsi" w:eastAsiaTheme="majorEastAsia" w:hAnsiTheme="majorHAnsi" w:cstheme="majorBidi" w:ascii="Arial" w:hAnsi="Arial"/>
       <w:color w:val="000000" w:themeColor="text1"/>
     </w:rPr>
     <w:tblPr>
@@ -8648,7 +8661,7 @@
       <w:spacing w:after="0" w:line="240" w:lineRule="auto"/>
     </w:pPr>
     <w:rPr>
-      <w:rFonts w:asciiTheme="majorHAnsi" w:eastAsiaTheme="majorEastAsia" w:hAnsiTheme="majorHAnsi" w:cstheme="majorBidi"/>
+      <w:rFonts w:asciiTheme="majorHAnsi" w:eastAsiaTheme="majorEastAsia" w:hAnsiTheme="majorHAnsi" w:cstheme="majorBidi" w:ascii="Arial" w:hAnsi="Arial"/>
       <w:color w:val="000000" w:themeColor="text1"/>
     </w:rPr>
     <w:tblPr>
@@ -8773,7 +8786,7 @@
       <w:spacing w:after="0" w:line="240" w:lineRule="auto"/>
     </w:pPr>
     <w:rPr>
-      <w:rFonts w:asciiTheme="majorHAnsi" w:eastAsiaTheme="majorEastAsia" w:hAnsiTheme="majorHAnsi" w:cstheme="majorBidi"/>
+      <w:rFonts w:asciiTheme="majorHAnsi" w:eastAsiaTheme="majorEastAsia" w:hAnsiTheme="majorHAnsi" w:cstheme="majorBidi" w:ascii="Arial" w:hAnsi="Arial"/>
       <w:color w:val="000000" w:themeColor="text1"/>
     </w:rPr>
     <w:tblPr>
@@ -8897,6 +8910,9 @@
     <w:pPr>
       <w:spacing w:after="0" w:line="240" w:lineRule="auto"/>
     </w:pPr>
+    <w:rPr>
+      <w:rFonts w:ascii="Arial" w:hAnsi="Arial"/>
+    </w:rPr>
     <w:tblPr>
       <w:tblStyleRowBandSize w:val="1"/>
       <w:tblStyleColBandSize w:val="1"/>
@@ -9038,6 +9054,9 @@
     <w:pPr>
       <w:spacing w:after="0" w:line="240" w:lineRule="auto"/>
     </w:pPr>
+    <w:rPr>
+      <w:rFonts w:ascii="Arial" w:hAnsi="Arial"/>
+    </w:rPr>
     <w:tblPr>
       <w:tblStyleRowBandSize w:val="1"/>
       <w:tblStyleColBandSize w:val="1"/>
@@ -9179,6 +9198,9 @@
     <w:pPr>
       <w:spacing w:after="0" w:line="240" w:lineRule="auto"/>
     </w:pPr>
+    <w:rPr>
+      <w:rFonts w:ascii="Arial" w:hAnsi="Arial"/>
+    </w:rPr>
     <w:tblPr>
       <w:tblStyleRowBandSize w:val="1"/>
       <w:tblStyleColBandSize w:val="1"/>
@@ -9320,6 +9342,9 @@
     <w:pPr>
       <w:spacing w:after="0" w:line="240" w:lineRule="auto"/>
     </w:pPr>
+    <w:rPr>
+      <w:rFonts w:ascii="Arial" w:hAnsi="Arial"/>
+    </w:rPr>
     <w:tblPr>
       <w:tblStyleRowBandSize w:val="1"/>
       <w:tblStyleColBandSize w:val="1"/>
@@ -9461,6 +9486,9 @@
     <w:pPr>
       <w:spacing w:after="0" w:line="240" w:lineRule="auto"/>
     </w:pPr>
+    <w:rPr>
+      <w:rFonts w:ascii="Arial" w:hAnsi="Arial"/>
+    </w:rPr>
     <w:tblPr>
       <w:tblStyleRowBandSize w:val="1"/>
       <w:tblStyleColBandSize w:val="1"/>
@@ -9602,6 +9630,9 @@
     <w:pPr>
       <w:spacing w:after="0" w:line="240" w:lineRule="auto"/>
     </w:pPr>
+    <w:rPr>
+      <w:rFonts w:ascii="Arial" w:hAnsi="Arial"/>
+    </w:rPr>
     <w:tblPr>
       <w:tblStyleRowBandSize w:val="1"/>
       <w:tblStyleColBandSize w:val="1"/>
@@ -9743,6 +9774,9 @@
     <w:pPr>
       <w:spacing w:after="0" w:line="240" w:lineRule="auto"/>
     </w:pPr>
+    <w:rPr>
+      <w:rFonts w:ascii="Arial" w:hAnsi="Arial"/>
+    </w:rPr>
     <w:tblPr>
       <w:tblStyleRowBandSize w:val="1"/>
       <w:tblStyleColBandSize w:val="1"/>
@@ -9885,6 +9919,7 @@
       <w:spacing w:after="0" w:line="240" w:lineRule="auto"/>
     </w:pPr>
     <w:rPr>
+      <w:rFonts w:ascii="Arial" w:hAnsi="Arial"/>
       <w:color w:val="FFFFFF" w:themeColor="background1"/>
     </w:rPr>
     <w:tblPr>
@@ -9999,6 +10034,7 @@
       <w:spacing w:after="0" w:line="240" w:lineRule="auto"/>
     </w:pPr>
     <w:rPr>
+      <w:rFonts w:ascii="Arial" w:hAnsi="Arial"/>
       <w:color w:val="FFFFFF" w:themeColor="background1"/>
     </w:rPr>
     <w:tblPr>
@@ -10113,6 +10149,7 @@
       <w:spacing w:after="0" w:line="240" w:lineRule="auto"/>
     </w:pPr>
     <w:rPr>
+      <w:rFonts w:ascii="Arial" w:hAnsi="Arial"/>
       <w:color w:val="FFFFFF" w:themeColor="background1"/>
     </w:rPr>
     <w:tblPr>
@@ -10227,6 +10264,7 @@
       <w:spacing w:after="0" w:line="240" w:lineRule="auto"/>
     </w:pPr>
     <w:rPr>
+      <w:rFonts w:ascii="Arial" w:hAnsi="Arial"/>
       <w:color w:val="FFFFFF" w:themeColor="background1"/>
     </w:rPr>
     <w:tblPr>
@@ -10341,6 +10379,7 @@
       <w:spacing w:after="0" w:line="240" w:lineRule="auto"/>
     </w:pPr>
     <w:rPr>
+      <w:rFonts w:ascii="Arial" w:hAnsi="Arial"/>
       <w:color w:val="FFFFFF" w:themeColor="background1"/>
     </w:rPr>
     <w:tblPr>
@@ -10455,6 +10494,7 @@
       <w:spacing w:after="0" w:line="240" w:lineRule="auto"/>
     </w:pPr>
     <w:rPr>
+      <w:rFonts w:ascii="Arial" w:hAnsi="Arial"/>
       <w:color w:val="FFFFFF" w:themeColor="background1"/>
     </w:rPr>
     <w:tblPr>
@@ -10569,6 +10609,7 @@
       <w:spacing w:after="0" w:line="240" w:lineRule="auto"/>
     </w:pPr>
     <w:rPr>
+      <w:rFonts w:ascii="Arial" w:hAnsi="Arial"/>
       <w:color w:val="FFFFFF" w:themeColor="background1"/>
     </w:rPr>
     <w:tblPr>
@@ -10683,6 +10724,7 @@
       <w:spacing w:after="0" w:line="240" w:lineRule="auto"/>
     </w:pPr>
     <w:rPr>
+      <w:rFonts w:ascii="Arial" w:hAnsi="Arial"/>
       <w:color w:val="000000" w:themeColor="text1"/>
     </w:rPr>
     <w:tblPr>
@@ -10805,6 +10847,7 @@
       <w:spacing w:after="0" w:line="240" w:lineRule="auto"/>
     </w:pPr>
     <w:rPr>
+      <w:rFonts w:ascii="Arial" w:hAnsi="Arial"/>
       <w:color w:val="000000" w:themeColor="text1"/>
     </w:rPr>
     <w:tblPr>
@@ -10927,6 +10970,7 @@
       <w:spacing w:after="0" w:line="240" w:lineRule="auto"/>
     </w:pPr>
     <w:rPr>
+      <w:rFonts w:ascii="Arial" w:hAnsi="Arial"/>
       <w:color w:val="000000" w:themeColor="text1"/>
     </w:rPr>
     <w:tblPr>
@@ -11049,6 +11093,7 @@
       <w:spacing w:after="0" w:line="240" w:lineRule="auto"/>
     </w:pPr>
     <w:rPr>
+      <w:rFonts w:ascii="Arial" w:hAnsi="Arial"/>
       <w:color w:val="000000" w:themeColor="text1"/>
     </w:rPr>
     <w:tblPr>
@@ -11161,6 +11206,7 @@
       <w:spacing w:after="0" w:line="240" w:lineRule="auto"/>
     </w:pPr>
     <w:rPr>
+      <w:rFonts w:ascii="Arial" w:hAnsi="Arial"/>
       <w:color w:val="000000" w:themeColor="text1"/>
     </w:rPr>
     <w:tblPr>
@@ -11283,6 +11329,7 @@
       <w:spacing w:after="0" w:line="240" w:lineRule="auto"/>
     </w:pPr>
     <w:rPr>
+      <w:rFonts w:ascii="Arial" w:hAnsi="Arial"/>
       <w:color w:val="000000" w:themeColor="text1"/>
     </w:rPr>
     <w:tblPr>
@@ -11405,6 +11452,7 @@
       <w:spacing w:after="0" w:line="240" w:lineRule="auto"/>
     </w:pPr>
     <w:rPr>
+      <w:rFonts w:ascii="Arial" w:hAnsi="Arial"/>
       <w:color w:val="000000" w:themeColor="text1"/>
     </w:rPr>
     <w:tblPr>
@@ -11527,6 +11575,7 @@
       <w:spacing w:after="0" w:line="240" w:lineRule="auto"/>
     </w:pPr>
     <w:rPr>
+      <w:rFonts w:ascii="Arial" w:hAnsi="Arial"/>
       <w:color w:val="000000" w:themeColor="text1"/>
     </w:rPr>
     <w:tblPr>
@@ -11613,6 +11662,7 @@
       <w:spacing w:after="0" w:line="240" w:lineRule="auto"/>
     </w:pPr>
     <w:rPr>
+      <w:rFonts w:ascii="Arial" w:hAnsi="Arial"/>
       <w:color w:val="000000" w:themeColor="text1"/>
     </w:rPr>
     <w:tblPr>
@@ -11699,6 +11749,7 @@
       <w:spacing w:after="0" w:line="240" w:lineRule="auto"/>
     </w:pPr>
     <w:rPr>
+      <w:rFonts w:ascii="Arial" w:hAnsi="Arial"/>
       <w:color w:val="000000" w:themeColor="text1"/>
     </w:rPr>
     <w:tblPr>
@@ -11785,6 +11836,7 @@
       <w:spacing w:after="0" w:line="240" w:lineRule="auto"/>
     </w:pPr>
     <w:rPr>
+      <w:rFonts w:ascii="Arial" w:hAnsi="Arial"/>
       <w:color w:val="000000" w:themeColor="text1"/>
     </w:rPr>
     <w:tblPr>
@@ -11871,6 +11923,7 @@
       <w:spacing w:after="0" w:line="240" w:lineRule="auto"/>
     </w:pPr>
     <w:rPr>
+      <w:rFonts w:ascii="Arial" w:hAnsi="Arial"/>
       <w:color w:val="000000" w:themeColor="text1"/>
     </w:rPr>
     <w:tblPr>
@@ -11957,6 +12010,7 @@
       <w:spacing w:after="0" w:line="240" w:lineRule="auto"/>
     </w:pPr>
     <w:rPr>
+      <w:rFonts w:ascii="Arial" w:hAnsi="Arial"/>
       <w:color w:val="000000" w:themeColor="text1"/>
     </w:rPr>
     <w:tblPr>
@@ -12043,6 +12097,7 @@
       <w:spacing w:after="0" w:line="240" w:lineRule="auto"/>
     </w:pPr>
     <w:rPr>
+      <w:rFonts w:ascii="Arial" w:hAnsi="Arial"/>
       <w:color w:val="000000" w:themeColor="text1"/>
     </w:rPr>
     <w:tblPr>
@@ -12129,6 +12184,7 @@
       <w:spacing w:after="0" w:line="240" w:lineRule="auto"/>
     </w:pPr>
     <w:rPr>
+      <w:rFonts w:ascii="Arial" w:hAnsi="Arial"/>
       <w:color w:val="000000" w:themeColor="text1"/>
     </w:rPr>
     <w:tblPr>
@@ -12209,6 +12265,7 @@
       <w:spacing w:after="0" w:line="240" w:lineRule="auto"/>
     </w:pPr>
     <w:rPr>
+      <w:rFonts w:ascii="Arial" w:hAnsi="Arial"/>
       <w:color w:val="000000" w:themeColor="text1"/>
     </w:rPr>
     <w:tblPr>
@@ -12289,6 +12346,7 @@
       <w:spacing w:after="0" w:line="240" w:lineRule="auto"/>
     </w:pPr>
     <w:rPr>
+      <w:rFonts w:ascii="Arial" w:hAnsi="Arial"/>
       <w:color w:val="000000" w:themeColor="text1"/>
     </w:rPr>
     <w:tblPr>
@@ -12369,6 +12427,7 @@
       <w:spacing w:after="0" w:line="240" w:lineRule="auto"/>
     </w:pPr>
     <w:rPr>
+      <w:rFonts w:ascii="Arial" w:hAnsi="Arial"/>
       <w:color w:val="000000" w:themeColor="text1"/>
     </w:rPr>
     <w:tblPr>
@@ -12449,6 +12508,7 @@
       <w:spacing w:after="0" w:line="240" w:lineRule="auto"/>
     </w:pPr>
     <w:rPr>
+      <w:rFonts w:ascii="Arial" w:hAnsi="Arial"/>
       <w:color w:val="000000" w:themeColor="text1"/>
     </w:rPr>
     <w:tblPr>
@@ -12529,6 +12589,7 @@
       <w:spacing w:after="0" w:line="240" w:lineRule="auto"/>
     </w:pPr>
     <w:rPr>
+      <w:rFonts w:ascii="Arial" w:hAnsi="Arial"/>
       <w:color w:val="000000" w:themeColor="text1"/>
     </w:rPr>
     <w:tblPr>
@@ -12609,6 +12670,7 @@
       <w:spacing w:after="0" w:line="240" w:lineRule="auto"/>
     </w:pPr>
     <w:rPr>
+      <w:rFonts w:ascii="Arial" w:hAnsi="Arial"/>
       <w:color w:val="000000" w:themeColor="text1"/>
     </w:rPr>
     <w:tblPr>
